--- a/quickwings_oefenexamen/Bijlage 2.4 Sjabloon verslag script.docx
+++ b/quickwings_oefenexamen/Bijlage 2.4 Sjabloon verslag script.docx
@@ -1,6 +1,6 @@
 
 <file path=word/document.xml><?xml version="1.0" encoding="utf-8"?>
-<w:document xmlns:wpc="http://schemas.microsoft.com/office/word/2010/wordprocessingCanvas" xmlns:cx="http://schemas.microsoft.com/office/drawing/2014/chartex" xmlns:cx1="http://schemas.microsoft.com/office/drawing/2015/9/8/chartex" xmlns:cx2="http://schemas.microsoft.com/office/drawing/2015/10/21/chartex" xmlns:cx3="http://schemas.microsoft.com/office/drawing/2016/5/9/chartex" xmlns:cx4="http://schemas.microsoft.com/office/drawing/2016/5/10/chartex" xmlns:cx5="http://schemas.microsoft.com/office/drawing/2016/5/11/chartex" xmlns:cx6="http://schemas.microsoft.com/office/drawing/2016/5/12/chartex" xmlns:cx7="http://schemas.microsoft.com/office/drawing/2016/5/13/chartex" xmlns:cx8="http://schemas.microsoft.com/office/drawing/2016/5/14/chartex" xmlns:mc="http://schemas.openxmlformats.org/markup-compatibility/2006" xmlns:aink="http://schemas.microsoft.com/office/drawing/2016/ink" xmlns:am3d="http://schemas.microsoft.com/office/drawing/2017/model3d" xmlns:o="urn:schemas-microsoft-com:office:office" xmlns:oel="http://schemas.microsoft.com/office/2019/extlst" xmlns:r="http://schemas.openxmlformats.org/officeDocument/2006/relationships" xmlns:m="http://schemas.openxmlformats.org/officeDocument/2006/math" xmlns:v="urn:schemas-microsoft-com:vml" xmlns:wp14="http://schemas.microsoft.com/office/word/2010/wordprocessingDrawing" xmlns:wp="http://schemas.openxmlformats.org/drawingml/2006/wordprocessingDrawing" xmlns:w10="urn:schemas-microsoft-com:office:word" xmlns:w="http://schemas.openxmlformats.org/wordprocessingml/2006/main" xmlns:w14="http://schemas.microsoft.com/office/word/2010/wordml" xmlns:w15="http://schemas.microsoft.com/office/word/2012/wordml" xmlns:w16cex="http://schemas.microsoft.com/office/word/2018/wordml/cex" xmlns:w16cid="http://schemas.microsoft.com/office/word/2016/wordml/cid" xmlns:w16="http://schemas.microsoft.com/office/word/2018/wordml" xmlns:w16du="http://schemas.microsoft.com/office/word/2023/wordml/word16du" xmlns:w16sdtdh="http://schemas.microsoft.com/office/word/2020/wordml/sdtdatahash" xmlns:w16se="http://schemas.microsoft.com/office/word/2015/wordml/symex" xmlns:wpg="http://schemas.microsoft.com/office/word/2010/wordprocessingGroup" xmlns:wpi="http://schemas.microsoft.com/office/word/2010/wordprocessingInk" xmlns:wne="http://schemas.microsoft.com/office/word/2006/wordml" xmlns:wps="http://schemas.microsoft.com/office/word/2010/wordprocessingShape" mc:Ignorable="w14 w15 w16se w16cid w16 w16cex w16sdtdh w16du wp14">
+<w:document xmlns:wpc="http://schemas.microsoft.com/office/word/2010/wordprocessingCanvas" xmlns:cx="http://schemas.microsoft.com/office/drawing/2014/chartex" xmlns:cx1="http://schemas.microsoft.com/office/drawing/2015/9/8/chartex" xmlns:cx2="http://schemas.microsoft.com/office/drawing/2015/10/21/chartex" xmlns:cx3="http://schemas.microsoft.com/office/drawing/2016/5/9/chartex" xmlns:cx4="http://schemas.microsoft.com/office/drawing/2016/5/10/chartex" xmlns:cx5="http://schemas.microsoft.com/office/drawing/2016/5/11/chartex" xmlns:cx6="http://schemas.microsoft.com/office/drawing/2016/5/12/chartex" xmlns:cx7="http://schemas.microsoft.com/office/drawing/2016/5/13/chartex" xmlns:cx8="http://schemas.microsoft.com/office/drawing/2016/5/14/chartex" xmlns:mc="http://schemas.openxmlformats.org/markup-compatibility/2006" xmlns:aink="http://schemas.microsoft.com/office/drawing/2016/ink" xmlns:am3d="http://schemas.microsoft.com/office/drawing/2017/model3d" xmlns:o="urn:schemas-microsoft-com:office:office" xmlns:oel="http://schemas.microsoft.com/office/2019/extlst" xmlns:r="http://schemas.openxmlformats.org/officeDocument/2006/relationships" xmlns:m="http://schemas.openxmlformats.org/officeDocument/2006/math" xmlns:v="urn:schemas-microsoft-com:vml" xmlns:wp14="http://schemas.microsoft.com/office/word/2010/wordprocessingDrawing" xmlns:wp="http://schemas.openxmlformats.org/drawingml/2006/wordprocessingDrawing" xmlns:w10="urn:schemas-microsoft-com:office:word" xmlns:w="http://schemas.openxmlformats.org/wordprocessingml/2006/main" xmlns:w14="http://schemas.microsoft.com/office/word/2010/wordml" xmlns:w15="http://schemas.microsoft.com/office/word/2012/wordml" xmlns:w16cex="http://schemas.microsoft.com/office/word/2018/wordml/cex" xmlns:w16cid="http://schemas.microsoft.com/office/word/2016/wordml/cid" xmlns:w16="http://schemas.microsoft.com/office/word/2018/wordml" xmlns:w16du="http://schemas.microsoft.com/office/word/2023/wordml/word16du" xmlns:w16sdtdh="http://schemas.microsoft.com/office/word/2020/wordml/sdtdatahash" xmlns:w16sdtfl="http://schemas.microsoft.com/office/word/2024/wordml/sdtformatlock" xmlns:w16se="http://schemas.microsoft.com/office/word/2015/wordml/symex" xmlns:wpg="http://schemas.microsoft.com/office/word/2010/wordprocessingGroup" xmlns:wpi="http://schemas.microsoft.com/office/word/2010/wordprocessingInk" xmlns:wne="http://schemas.microsoft.com/office/word/2006/wordml" xmlns:wps="http://schemas.microsoft.com/office/word/2010/wordprocessingShape" mc:Ignorable="w14 w15 w16se w16cid w16 w16cex w16sdtdh w16sdtfl w16du wp14">
   <w:body>
     <w:bookmarkStart w:id="0" w:name="_Hlk81230891" w:displacedByCustomXml="next"/>
     <w:bookmarkEnd w:id="0" w:displacedByCustomXml="next"/>
@@ -204,7 +204,7 @@
                             <w:txbxContent>
                               <w:p>
                                 <w:pPr>
-                                  <w:pStyle w:val="Geenafstand"/>
+                                  <w:pStyle w:val="NoSpacing"/>
                                   <w:spacing w:before="40" w:after="560" w:line="216" w:lineRule="auto"/>
                                   <w:rPr>
                                     <w:color w:val="2E3192"/>
@@ -278,7 +278,7 @@
                               </w:p>
                               <w:p>
                                 <w:pPr>
-                                  <w:pStyle w:val="Geenafstand"/>
+                                  <w:pStyle w:val="NoSpacing"/>
                                   <w:spacing w:before="40" w:after="40"/>
                                   <w:rPr>
                                     <w:caps/>
@@ -435,7 +435,7 @@
                               </w:p>
                               <w:p>
                                 <w:pPr>
-                                  <w:pStyle w:val="Geenafstand"/>
+                                  <w:pStyle w:val="NoSpacing"/>
                                   <w:spacing w:before="40" w:after="40"/>
                                   <w:rPr>
                                     <w:caps/>
@@ -448,7 +448,7 @@
                               </w:p>
                               <w:tbl>
                                 <w:tblPr>
-                                  <w:tblStyle w:val="Tabelraster"/>
+                                  <w:tblStyle w:val="TableGrid"/>
                                   <w:tblW w:w="0" w:type="auto"/>
                                   <w:tblBorders>
                                     <w:top w:val="dotted" w:sz="4" w:space="0" w:color="auto"/>
@@ -473,7 +473,7 @@
                                     </w:tcPr>
                                     <w:p>
                                       <w:pPr>
-                                        <w:pStyle w:val="Geenafstand"/>
+                                        <w:pStyle w:val="NoSpacing"/>
                                         <w:spacing w:before="80" w:after="40"/>
                                         <w:rPr>
                                           <w:caps/>
@@ -502,7 +502,7 @@
                                     </w:tcPr>
                                     <w:p>
                                       <w:pPr>
-                                        <w:pStyle w:val="Geenafstand"/>
+                                        <w:pStyle w:val="NoSpacing"/>
                                         <w:spacing w:before="80" w:after="40"/>
                                         <w:rPr>
                                           <w:caps/>
@@ -525,7 +525,7 @@
                                     </w:p>
                                     <w:p>
                                       <w:pPr>
-                                        <w:pStyle w:val="Geenafstand"/>
+                                        <w:pStyle w:val="NoSpacing"/>
                                         <w:spacing w:before="80" w:after="40"/>
                                         <w:rPr>
                                           <w:caps/>
@@ -555,7 +555,7 @@
                                     </w:tcPr>
                                     <w:p>
                                       <w:pPr>
-                                        <w:pStyle w:val="Geenafstand"/>
+                                        <w:pStyle w:val="NoSpacing"/>
                                         <w:spacing w:before="80" w:after="40"/>
                                         <w:rPr>
                                           <w:caps/>
@@ -583,7 +583,7 @@
                                     </w:tcPr>
                                     <w:p>
                                       <w:pPr>
-                                        <w:pStyle w:val="Geenafstand"/>
+                                        <w:pStyle w:val="NoSpacing"/>
                                         <w:spacing w:before="80" w:after="40"/>
                                         <w:rPr>
                                           <w:caps/>
@@ -611,7 +611,7 @@
                                     </w:tcPr>
                                     <w:p>
                                       <w:pPr>
-                                        <w:pStyle w:val="Geenafstand"/>
+                                        <w:pStyle w:val="NoSpacing"/>
                                         <w:spacing w:before="80" w:after="40"/>
                                         <w:rPr>
                                           <w:caps/>
@@ -639,7 +639,7 @@
                                     </w:tcPr>
                                     <w:p>
                                       <w:pPr>
-                                        <w:pStyle w:val="Geenafstand"/>
+                                        <w:pStyle w:val="NoSpacing"/>
                                         <w:spacing w:before="80" w:after="40"/>
                                         <w:rPr>
                                           <w:caps/>
@@ -665,7 +665,7 @@
                               </w:tbl>
                               <w:p>
                                 <w:pPr>
-                                  <w:pStyle w:val="Geenafstand"/>
+                                  <w:pStyle w:val="NoSpacing"/>
                                   <w:spacing w:before="80" w:after="40"/>
                                   <w:rPr>
                                     <w:caps/>
@@ -708,7 +708,7 @@
                               </w:p>
                               <w:p>
                                 <w:pPr>
-                                  <w:pStyle w:val="Geenafstand"/>
+                                  <w:pStyle w:val="NoSpacing"/>
                                   <w:spacing w:before="80" w:after="40"/>
                                   <w:rPr>
                                     <w:caps/>
@@ -721,7 +721,7 @@
                               </w:p>
                               <w:p>
                                 <w:pPr>
-                                  <w:pStyle w:val="Geenafstand"/>
+                                  <w:pStyle w:val="NoSpacing"/>
                                   <w:spacing w:before="80" w:after="40"/>
                                   <w:rPr>
                                     <w:caps/>
@@ -734,7 +734,7 @@
                               </w:p>
                               <w:p>
                                 <w:pPr>
-                                  <w:pStyle w:val="Geenafstand"/>
+                                  <w:pStyle w:val="NoSpacing"/>
                                   <w:spacing w:before="80" w:after="40"/>
                                   <w:rPr>
                                     <w:caps/>
@@ -747,7 +747,7 @@
                               </w:p>
                               <w:p>
                                 <w:pPr>
-                                  <w:pStyle w:val="Geenafstand"/>
+                                  <w:pStyle w:val="NoSpacing"/>
                                   <w:spacing w:before="80" w:after="40"/>
                                   <w:rPr>
                                     <w:caps/>
@@ -799,7 +799,7 @@
                       <w:txbxContent>
                         <w:p>
                           <w:pPr>
-                            <w:pStyle w:val="Geenafstand"/>
+                            <w:pStyle w:val="NoSpacing"/>
                             <w:spacing w:before="40" w:after="560" w:line="216" w:lineRule="auto"/>
                             <w:rPr>
                               <w:color w:val="2E3192"/>
@@ -873,7 +873,7 @@
                         </w:p>
                         <w:p>
                           <w:pPr>
-                            <w:pStyle w:val="Geenafstand"/>
+                            <w:pStyle w:val="NoSpacing"/>
                             <w:spacing w:before="40" w:after="40"/>
                             <w:rPr>
                               <w:caps/>
@@ -1030,7 +1030,7 @@
                         </w:p>
                         <w:p>
                           <w:pPr>
-                            <w:pStyle w:val="Geenafstand"/>
+                            <w:pStyle w:val="NoSpacing"/>
                             <w:spacing w:before="40" w:after="40"/>
                             <w:rPr>
                               <w:caps/>
@@ -1043,7 +1043,7 @@
                         </w:p>
                         <w:tbl>
                           <w:tblPr>
-                            <w:tblStyle w:val="Tabelraster"/>
+                            <w:tblStyle w:val="TableGrid"/>
                             <w:tblW w:w="0" w:type="auto"/>
                             <w:tblBorders>
                               <w:top w:val="dotted" w:sz="4" w:space="0" w:color="auto"/>
@@ -1068,7 +1068,7 @@
                               </w:tcPr>
                               <w:p>
                                 <w:pPr>
-                                  <w:pStyle w:val="Geenafstand"/>
+                                  <w:pStyle w:val="NoSpacing"/>
                                   <w:spacing w:before="80" w:after="40"/>
                                   <w:rPr>
                                     <w:caps/>
@@ -1097,7 +1097,7 @@
                               </w:tcPr>
                               <w:p>
                                 <w:pPr>
-                                  <w:pStyle w:val="Geenafstand"/>
+                                  <w:pStyle w:val="NoSpacing"/>
                                   <w:spacing w:before="80" w:after="40"/>
                                   <w:rPr>
                                     <w:caps/>
@@ -1120,7 +1120,7 @@
                               </w:p>
                               <w:p>
                                 <w:pPr>
-                                  <w:pStyle w:val="Geenafstand"/>
+                                  <w:pStyle w:val="NoSpacing"/>
                                   <w:spacing w:before="80" w:after="40"/>
                                   <w:rPr>
                                     <w:caps/>
@@ -1150,7 +1150,7 @@
                               </w:tcPr>
                               <w:p>
                                 <w:pPr>
-                                  <w:pStyle w:val="Geenafstand"/>
+                                  <w:pStyle w:val="NoSpacing"/>
                                   <w:spacing w:before="80" w:after="40"/>
                                   <w:rPr>
                                     <w:caps/>
@@ -1178,7 +1178,7 @@
                               </w:tcPr>
                               <w:p>
                                 <w:pPr>
-                                  <w:pStyle w:val="Geenafstand"/>
+                                  <w:pStyle w:val="NoSpacing"/>
                                   <w:spacing w:before="80" w:after="40"/>
                                   <w:rPr>
                                     <w:caps/>
@@ -1206,7 +1206,7 @@
                               </w:tcPr>
                               <w:p>
                                 <w:pPr>
-                                  <w:pStyle w:val="Geenafstand"/>
+                                  <w:pStyle w:val="NoSpacing"/>
                                   <w:spacing w:before="80" w:after="40"/>
                                   <w:rPr>
                                     <w:caps/>
@@ -1234,7 +1234,7 @@
                               </w:tcPr>
                               <w:p>
                                 <w:pPr>
-                                  <w:pStyle w:val="Geenafstand"/>
+                                  <w:pStyle w:val="NoSpacing"/>
                                   <w:spacing w:before="80" w:after="40"/>
                                   <w:rPr>
                                     <w:caps/>
@@ -1260,7 +1260,7 @@
                         </w:tbl>
                         <w:p>
                           <w:pPr>
-                            <w:pStyle w:val="Geenafstand"/>
+                            <w:pStyle w:val="NoSpacing"/>
                             <w:spacing w:before="80" w:after="40"/>
                             <w:rPr>
                               <w:caps/>
@@ -1303,7 +1303,7 @@
                         </w:p>
                         <w:p>
                           <w:pPr>
-                            <w:pStyle w:val="Geenafstand"/>
+                            <w:pStyle w:val="NoSpacing"/>
                             <w:spacing w:before="80" w:after="40"/>
                             <w:rPr>
                               <w:caps/>
@@ -1316,7 +1316,7 @@
                         </w:p>
                         <w:p>
                           <w:pPr>
-                            <w:pStyle w:val="Geenafstand"/>
+                            <w:pStyle w:val="NoSpacing"/>
                             <w:spacing w:before="80" w:after="40"/>
                             <w:rPr>
                               <w:caps/>
@@ -1329,7 +1329,7 @@
                         </w:p>
                         <w:p>
                           <w:pPr>
-                            <w:pStyle w:val="Geenafstand"/>
+                            <w:pStyle w:val="NoSpacing"/>
                             <w:spacing w:before="80" w:after="40"/>
                             <w:rPr>
                               <w:caps/>
@@ -1342,7 +1342,7 @@
                         </w:p>
                         <w:p>
                           <w:pPr>
-                            <w:pStyle w:val="Geenafstand"/>
+                            <w:pStyle w:val="NoSpacing"/>
                             <w:spacing w:before="80" w:after="40"/>
                             <w:rPr>
                               <w:caps/>
@@ -1462,7 +1462,7 @@
                                 <w:sdtContent>
                                   <w:p>
                                     <w:pPr>
-                                      <w:pStyle w:val="Geenafstand"/>
+                                      <w:pStyle w:val="NoSpacing"/>
                                       <w:jc w:val="right"/>
                                       <w:rPr>
                                         <w:color w:val="FFFFFF" w:themeColor="background1"/>
@@ -1538,7 +1538,7 @@
                           <w:sdtContent>
                             <w:p>
                               <w:pPr>
-                                <w:pStyle w:val="Geenafstand"/>
+                                <w:pStyle w:val="NoSpacing"/>
                                 <w:jc w:val="right"/>
                                 <w:rPr>
                                   <w:color w:val="FFFFFF" w:themeColor="background1"/>
@@ -1677,7 +1677,7 @@
     </w:p>
     <w:p>
       <w:pPr>
-        <w:pStyle w:val="Kop2"/>
+        <w:pStyle w:val="Heading2"/>
         <w:rPr>
           <w:lang w:val="nl-NL"/>
         </w:rPr>
@@ -1706,7 +1706,975 @@
     </w:p>
     <w:tbl>
       <w:tblPr>
-        <w:tblStyle w:val="Rastertabel5donker-Accent1"/>
+        <w:tblStyle w:val="GridTable5Dark-Accent1"/>
+        <w:tblW w:w="0" w:type="auto"/>
+        <w:tblInd w:w="0" w:type="dxa"/>
+        <w:tblLook w:val="04A0" w:firstRow="1" w:lastRow="0" w:firstColumn="1" w:lastColumn="0" w:noHBand="0" w:noVBand="1"/>
+      </w:tblPr>
+      <w:tblGrid>
+        <w:gridCol w:w="1659"/>
+        <w:gridCol w:w="7403"/>
+      </w:tblGrid>
+      <w:tr>
+        <w:trPr>
+          <w:cnfStyle w:val="100000000000" w:firstRow="1" w:lastRow="0" w:firstColumn="0" w:lastColumn="0" w:oddVBand="0" w:evenVBand="0" w:oddHBand="0" w:evenHBand="0" w:firstRowFirstColumn="0" w:firstRowLastColumn="0" w:lastRowFirstColumn="0" w:lastRowLastColumn="0"/>
+        </w:trPr>
+        <w:tc>
+          <w:tcPr>
+            <w:cnfStyle w:val="001000000000" w:firstRow="0" w:lastRow="0" w:firstColumn="1" w:lastColumn="0" w:oddVBand="0" w:evenVBand="0" w:oddHBand="0" w:evenHBand="0" w:firstRowFirstColumn="0" w:firstRowLastColumn="0" w:lastRowFirstColumn="0" w:lastRowLastColumn="0"/>
+            <w:tcW w:w="1980" w:type="dxa"/>
+            <w:tcBorders>
+              <w:bottom w:val="single" w:sz="4" w:space="0" w:color="FFFFFF" w:themeColor="background1"/>
+            </w:tcBorders>
+            <w:hideMark/>
+          </w:tcPr>
+          <w:p>
+            <w:pPr>
+              <w:jc w:val="left"/>
+              <w:rPr>
+                <w:lang w:val="nl-NL"/>
+              </w:rPr>
+            </w:pPr>
+            <w:r>
+              <w:rPr>
+                <w:lang w:val="nl-NL"/>
+              </w:rPr>
+              <w:t>Verbetering(#***):</w:t>
+            </w:r>
+          </w:p>
+        </w:tc>
+        <w:tc>
+          <w:tcPr>
+            <w:tcW w:w="7082" w:type="dxa"/>
+            <w:tcBorders>
+              <w:bottom w:val="single" w:sz="4" w:space="0" w:color="FFFFFF" w:themeColor="background1"/>
+            </w:tcBorders>
+            <w:hideMark/>
+          </w:tcPr>
+          <w:p>
+            <w:pPr>
+              <w:tabs>
+                <w:tab w:val="left" w:pos="2640"/>
+              </w:tabs>
+              <w:jc w:val="left"/>
+              <w:cnfStyle w:val="100000000000" w:firstRow="1" w:lastRow="0" w:firstColumn="0" w:lastColumn="0" w:oddVBand="0" w:evenVBand="0" w:oddHBand="0" w:evenHBand="0" w:firstRowFirstColumn="0" w:firstRowLastColumn="0" w:lastRowFirstColumn="0" w:lastRowLastColumn="0"/>
+              <w:rPr>
+                <w:lang w:val="nl-NL"/>
+              </w:rPr>
+            </w:pPr>
+            <w:r>
+              <w:rPr>
+                <w:lang w:val="nl-NL"/>
+              </w:rPr>
+              <w:t xml:space="preserve">Veranderen van het </w:t>
+            </w:r>
+            <w:proofErr w:type="spellStart"/>
+            <w:r>
+              <w:rPr>
+                <w:lang w:val="nl-NL"/>
+              </w:rPr>
+              <w:t>pat</w:t>
+            </w:r>
+            <w:r>
+              <w:rPr>
+                <w:lang w:val="nl-NL"/>
+              </w:rPr>
+              <w:t>h</w:t>
+            </w:r>
+            <w:proofErr w:type="spellEnd"/>
+          </w:p>
+        </w:tc>
+      </w:tr>
+      <w:tr>
+        <w:trPr>
+          <w:cnfStyle w:val="000000100000" w:firstRow="0" w:lastRow="0" w:firstColumn="0" w:lastColumn="0" w:oddVBand="0" w:evenVBand="0" w:oddHBand="1" w:evenHBand="0" w:firstRowFirstColumn="0" w:firstRowLastColumn="0" w:lastRowFirstColumn="0" w:lastRowLastColumn="0"/>
+        </w:trPr>
+        <w:tc>
+          <w:tcPr>
+            <w:cnfStyle w:val="001000000000" w:firstRow="0" w:lastRow="0" w:firstColumn="1" w:lastColumn="0" w:oddVBand="0" w:evenVBand="0" w:oddHBand="0" w:evenHBand="0" w:firstRowFirstColumn="0" w:firstRowLastColumn="0" w:lastRowFirstColumn="0" w:lastRowLastColumn="0"/>
+            <w:tcW w:w="1980" w:type="dxa"/>
+            <w:tcBorders>
+              <w:top w:val="single" w:sz="4" w:space="0" w:color="FFFFFF" w:themeColor="background1"/>
+              <w:bottom w:val="single" w:sz="4" w:space="0" w:color="FFFFFF" w:themeColor="background1"/>
+              <w:right w:val="single" w:sz="4" w:space="0" w:color="FFFFFF" w:themeColor="background1"/>
+            </w:tcBorders>
+            <w:hideMark/>
+          </w:tcPr>
+          <w:p>
+            <w:pPr>
+              <w:jc w:val="left"/>
+              <w:rPr>
+                <w:lang w:val="nl-NL"/>
+              </w:rPr>
+            </w:pPr>
+            <w:r>
+              <w:rPr>
+                <w:lang w:val="nl-NL"/>
+              </w:rPr>
+              <w:t>Resultaat</w:t>
+            </w:r>
+            <w:r>
+              <w:rPr>
+                <w:lang w:val="nl-NL"/>
+              </w:rPr>
+              <w:br/>
+              <w:t>(Screenshot code)</w:t>
+            </w:r>
+          </w:p>
+        </w:tc>
+        <w:tc>
+          <w:tcPr>
+            <w:tcW w:w="7082" w:type="dxa"/>
+            <w:tcBorders>
+              <w:top w:val="single" w:sz="4" w:space="0" w:color="FFFFFF" w:themeColor="background1"/>
+              <w:left w:val="single" w:sz="4" w:space="0" w:color="FFFFFF" w:themeColor="background1"/>
+              <w:bottom w:val="single" w:sz="4" w:space="0" w:color="FFFFFF" w:themeColor="background1"/>
+              <w:right w:val="single" w:sz="4" w:space="0" w:color="FFFFFF" w:themeColor="background1"/>
+            </w:tcBorders>
+          </w:tcPr>
+          <w:p>
+            <w:pPr>
+              <w:jc w:val="left"/>
+              <w:cnfStyle w:val="000000100000" w:firstRow="0" w:lastRow="0" w:firstColumn="0" w:lastColumn="0" w:oddVBand="0" w:evenVBand="0" w:oddHBand="1" w:evenHBand="0" w:firstRowFirstColumn="0" w:firstRowLastColumn="0" w:lastRowFirstColumn="0" w:lastRowLastColumn="0"/>
+              <w:rPr>
+                <w:lang w:val="nl-NL"/>
+              </w:rPr>
+            </w:pPr>
+            <w:r>
+              <w:rPr>
+                <w:lang w:val="nl-NL"/>
+              </w:rPr>
+              <w:drawing>
+                <wp:inline distT="0" distB="0" distL="0" distR="0" wp14:anchorId="5ECC8D06" wp14:editId="684B0DC6">
+                  <wp:extent cx="5760720" cy="710565"/>
+                  <wp:effectExtent l="0" t="0" r="0" b="0"/>
+                  <wp:docPr id="1563234808" name="Picture 1"/>
+                  <wp:cNvGraphicFramePr>
+                    <a:graphicFrameLocks xmlns:a="http://schemas.openxmlformats.org/drawingml/2006/main" noChangeAspect="1"/>
+                  </wp:cNvGraphicFramePr>
+                  <a:graphic xmlns:a="http://schemas.openxmlformats.org/drawingml/2006/main">
+                    <a:graphicData uri="http://schemas.openxmlformats.org/drawingml/2006/picture">
+                      <pic:pic xmlns:pic="http://schemas.openxmlformats.org/drawingml/2006/picture">
+                        <pic:nvPicPr>
+                          <pic:cNvPr id="1563234808" name=""/>
+                          <pic:cNvPicPr/>
+                        </pic:nvPicPr>
+                        <pic:blipFill>
+                          <a:blip r:embed="rId13"/>
+                          <a:stretch>
+                            <a:fillRect/>
+                          </a:stretch>
+                        </pic:blipFill>
+                        <pic:spPr>
+                          <a:xfrm>
+                            <a:off x="0" y="0"/>
+                            <a:ext cx="5760720" cy="710565"/>
+                          </a:xfrm>
+                          <a:prstGeom prst="rect">
+                            <a:avLst/>
+                          </a:prstGeom>
+                        </pic:spPr>
+                      </pic:pic>
+                    </a:graphicData>
+                  </a:graphic>
+                </wp:inline>
+              </w:drawing>
+            </w:r>
+          </w:p>
+        </w:tc>
+      </w:tr>
+      <w:tr>
+        <w:tc>
+          <w:tcPr>
+            <w:cnfStyle w:val="001000000000" w:firstRow="0" w:lastRow="0" w:firstColumn="1" w:lastColumn="0" w:oddVBand="0" w:evenVBand="0" w:oddHBand="0" w:evenHBand="0" w:firstRowFirstColumn="0" w:firstRowLastColumn="0" w:lastRowFirstColumn="0" w:lastRowLastColumn="0"/>
+            <w:tcW w:w="1980" w:type="dxa"/>
+            <w:tcBorders>
+              <w:top w:val="single" w:sz="4" w:space="0" w:color="FFFFFF" w:themeColor="background1"/>
+              <w:right w:val="single" w:sz="4" w:space="0" w:color="FFFFFF" w:themeColor="background1"/>
+            </w:tcBorders>
+            <w:hideMark/>
+          </w:tcPr>
+          <w:p>
+            <w:pPr>
+              <w:jc w:val="left"/>
+              <w:rPr>
+                <w:lang w:val="nl-NL"/>
+              </w:rPr>
+            </w:pPr>
+            <w:r>
+              <w:rPr>
+                <w:lang w:val="nl-NL"/>
+              </w:rPr>
+              <w:t>Uitleg (Toelichting/</w:t>
+            </w:r>
+            <w:r>
+              <w:rPr>
+                <w:lang w:val="nl-NL"/>
+              </w:rPr>
+              <w:br/>
+              <w:t>Verwachting)</w:t>
+            </w:r>
+          </w:p>
+        </w:tc>
+        <w:tc>
+          <w:tcPr>
+            <w:tcW w:w="7082" w:type="dxa"/>
+            <w:tcBorders>
+              <w:top w:val="single" w:sz="4" w:space="0" w:color="FFFFFF" w:themeColor="background1"/>
+              <w:left w:val="single" w:sz="4" w:space="0" w:color="FFFFFF" w:themeColor="background1"/>
+              <w:bottom w:val="single" w:sz="4" w:space="0" w:color="FFFFFF" w:themeColor="background1"/>
+              <w:right w:val="single" w:sz="4" w:space="0" w:color="FFFFFF" w:themeColor="background1"/>
+            </w:tcBorders>
+          </w:tcPr>
+          <w:p>
+            <w:pPr>
+              <w:jc w:val="left"/>
+              <w:cnfStyle w:val="000000000000" w:firstRow="0" w:lastRow="0" w:firstColumn="0" w:lastColumn="0" w:oddVBand="0" w:evenVBand="0" w:oddHBand="0" w:evenHBand="0" w:firstRowFirstColumn="0" w:firstRowLastColumn="0" w:lastRowFirstColumn="0" w:lastRowLastColumn="0"/>
+              <w:rPr>
+                <w:highlight w:val="lightGray"/>
+                <w:lang w:val="nl-NL"/>
+              </w:rPr>
+            </w:pPr>
+            <w:proofErr w:type="spellStart"/>
+            <w:r>
+              <w:rPr>
+                <w:highlight w:val="lightGray"/>
+                <w:lang w:val="nl-NL"/>
+              </w:rPr>
+              <w:t>Path</w:t>
+            </w:r>
+            <w:proofErr w:type="spellEnd"/>
+            <w:r>
+              <w:rPr>
+                <w:highlight w:val="lightGray"/>
+                <w:lang w:val="nl-NL"/>
+              </w:rPr>
+              <w:t xml:space="preserve"> is veranderd</w:t>
+            </w:r>
+          </w:p>
+        </w:tc>
+      </w:tr>
+    </w:tbl>
+    <w:p>
+      <w:pPr>
+        <w:pStyle w:val="Heading2"/>
+        <w:rPr>
+          <w:lang w:val="nl-NL"/>
+        </w:rPr>
+      </w:pPr>
+    </w:p>
+    <w:tbl>
+      <w:tblPr>
+        <w:tblStyle w:val="GridTable5Dark-Accent1"/>
+        <w:tblW w:w="0" w:type="auto"/>
+        <w:tblInd w:w="0" w:type="dxa"/>
+        <w:tblLook w:val="04A0" w:firstRow="1" w:lastRow="0" w:firstColumn="1" w:lastColumn="0" w:noHBand="0" w:noVBand="1"/>
+      </w:tblPr>
+      <w:tblGrid>
+        <w:gridCol w:w="1659"/>
+        <w:gridCol w:w="7403"/>
+      </w:tblGrid>
+      <w:tr>
+        <w:trPr>
+          <w:cnfStyle w:val="100000000000" w:firstRow="1" w:lastRow="0" w:firstColumn="0" w:lastColumn="0" w:oddVBand="0" w:evenVBand="0" w:oddHBand="0" w:evenHBand="0" w:firstRowFirstColumn="0" w:firstRowLastColumn="0" w:lastRowFirstColumn="0" w:lastRowLastColumn="0"/>
+        </w:trPr>
+        <w:tc>
+          <w:tcPr>
+            <w:cnfStyle w:val="001000000000" w:firstRow="0" w:lastRow="0" w:firstColumn="1" w:lastColumn="0" w:oddVBand="0" w:evenVBand="0" w:oddHBand="0" w:evenHBand="0" w:firstRowFirstColumn="0" w:firstRowLastColumn="0" w:lastRowFirstColumn="0" w:lastRowLastColumn="0"/>
+            <w:tcW w:w="1980" w:type="dxa"/>
+            <w:tcBorders>
+              <w:bottom w:val="single" w:sz="4" w:space="0" w:color="FFFFFF" w:themeColor="background1"/>
+            </w:tcBorders>
+            <w:hideMark/>
+          </w:tcPr>
+          <w:p>
+            <w:pPr>
+              <w:jc w:val="left"/>
+              <w:rPr>
+                <w:lang w:val="nl-NL"/>
+              </w:rPr>
+            </w:pPr>
+            <w:r>
+              <w:rPr>
+                <w:lang w:val="nl-NL"/>
+              </w:rPr>
+              <w:t>Verbetering(#***):</w:t>
+            </w:r>
+          </w:p>
+        </w:tc>
+        <w:tc>
+          <w:tcPr>
+            <w:tcW w:w="7082" w:type="dxa"/>
+            <w:tcBorders>
+              <w:bottom w:val="single" w:sz="4" w:space="0" w:color="FFFFFF" w:themeColor="background1"/>
+            </w:tcBorders>
+            <w:hideMark/>
+          </w:tcPr>
+          <w:p>
+            <w:pPr>
+              <w:tabs>
+                <w:tab w:val="left" w:pos="2640"/>
+              </w:tabs>
+              <w:jc w:val="left"/>
+              <w:cnfStyle w:val="100000000000" w:firstRow="1" w:lastRow="0" w:firstColumn="0" w:lastColumn="0" w:oddVBand="0" w:evenVBand="0" w:oddHBand="0" w:evenHBand="0" w:firstRowFirstColumn="0" w:firstRowLastColumn="0" w:lastRowFirstColumn="0" w:lastRowLastColumn="0"/>
+              <w:rPr>
+                <w:lang w:val="nl-NL"/>
+              </w:rPr>
+            </w:pPr>
+            <w:proofErr w:type="spellStart"/>
+            <w:r>
+              <w:rPr>
+                <w:lang w:val="nl-NL"/>
+              </w:rPr>
+              <w:t>Current</w:t>
+            </w:r>
+            <w:proofErr w:type="spellEnd"/>
+            <w:r>
+              <w:rPr>
+                <w:lang w:val="nl-NL"/>
+              </w:rPr>
+              <w:t xml:space="preserve"> date time printen </w:t>
+            </w:r>
+            <w:proofErr w:type="spellStart"/>
+            <w:r>
+              <w:rPr>
+                <w:lang w:val="nl-NL"/>
+              </w:rPr>
+              <w:t>path</w:t>
+            </w:r>
+            <w:proofErr w:type="spellEnd"/>
+            <w:r>
+              <w:rPr>
+                <w:lang w:val="nl-NL"/>
+              </w:rPr>
+              <w:t xml:space="preserve"> change en zoek dat</w:t>
+            </w:r>
+            <w:r>
+              <w:rPr>
+                <w:lang w:val="nl-NL"/>
+              </w:rPr>
+              <w:t>um via input</w:t>
+            </w:r>
+            <w:r>
+              <w:rPr>
+                <w:lang w:val="nl-NL"/>
+              </w:rPr>
+              <w:tab/>
+            </w:r>
+          </w:p>
+        </w:tc>
+      </w:tr>
+      <w:tr>
+        <w:trPr>
+          <w:cnfStyle w:val="000000100000" w:firstRow="0" w:lastRow="0" w:firstColumn="0" w:lastColumn="0" w:oddVBand="0" w:evenVBand="0" w:oddHBand="1" w:evenHBand="0" w:firstRowFirstColumn="0" w:firstRowLastColumn="0" w:lastRowFirstColumn="0" w:lastRowLastColumn="0"/>
+        </w:trPr>
+        <w:tc>
+          <w:tcPr>
+            <w:cnfStyle w:val="001000000000" w:firstRow="0" w:lastRow="0" w:firstColumn="1" w:lastColumn="0" w:oddVBand="0" w:evenVBand="0" w:oddHBand="0" w:evenHBand="0" w:firstRowFirstColumn="0" w:firstRowLastColumn="0" w:lastRowFirstColumn="0" w:lastRowLastColumn="0"/>
+            <w:tcW w:w="1980" w:type="dxa"/>
+            <w:tcBorders>
+              <w:top w:val="single" w:sz="4" w:space="0" w:color="FFFFFF" w:themeColor="background1"/>
+              <w:bottom w:val="single" w:sz="4" w:space="0" w:color="FFFFFF" w:themeColor="background1"/>
+              <w:right w:val="single" w:sz="4" w:space="0" w:color="FFFFFF" w:themeColor="background1"/>
+            </w:tcBorders>
+            <w:hideMark/>
+          </w:tcPr>
+          <w:p>
+            <w:pPr>
+              <w:jc w:val="left"/>
+              <w:rPr>
+                <w:lang w:val="nl-NL"/>
+              </w:rPr>
+            </w:pPr>
+            <w:r>
+              <w:rPr>
+                <w:lang w:val="nl-NL"/>
+              </w:rPr>
+              <w:t>Resultaat</w:t>
+            </w:r>
+            <w:r>
+              <w:rPr>
+                <w:lang w:val="nl-NL"/>
+              </w:rPr>
+              <w:br/>
+              <w:t>(Screenshot code)</w:t>
+            </w:r>
+          </w:p>
+        </w:tc>
+        <w:tc>
+          <w:tcPr>
+            <w:tcW w:w="7082" w:type="dxa"/>
+            <w:tcBorders>
+              <w:top w:val="single" w:sz="4" w:space="0" w:color="FFFFFF" w:themeColor="background1"/>
+              <w:left w:val="single" w:sz="4" w:space="0" w:color="FFFFFF" w:themeColor="background1"/>
+              <w:bottom w:val="single" w:sz="4" w:space="0" w:color="FFFFFF" w:themeColor="background1"/>
+              <w:right w:val="single" w:sz="4" w:space="0" w:color="FFFFFF" w:themeColor="background1"/>
+            </w:tcBorders>
+          </w:tcPr>
+          <w:p>
+            <w:pPr>
+              <w:jc w:val="left"/>
+              <w:cnfStyle w:val="000000100000" w:firstRow="0" w:lastRow="0" w:firstColumn="0" w:lastColumn="0" w:oddVBand="0" w:evenVBand="0" w:oddHBand="1" w:evenHBand="0" w:firstRowFirstColumn="0" w:firstRowLastColumn="0" w:lastRowFirstColumn="0" w:lastRowLastColumn="0"/>
+              <w:rPr>
+                <w:lang w:val="nl-NL"/>
+              </w:rPr>
+            </w:pPr>
+            <w:r>
+              <w:rPr>
+                <w:lang w:val="nl-NL"/>
+              </w:rPr>
+              <w:drawing>
+                <wp:inline distT="0" distB="0" distL="0" distR="0" wp14:anchorId="38476335" wp14:editId="25B5C4F1">
+                  <wp:extent cx="5760720" cy="919480"/>
+                  <wp:effectExtent l="0" t="0" r="0" b="0"/>
+                  <wp:docPr id="2068262182" name="Picture 1"/>
+                  <wp:cNvGraphicFramePr>
+                    <a:graphicFrameLocks xmlns:a="http://schemas.openxmlformats.org/drawingml/2006/main" noChangeAspect="1"/>
+                  </wp:cNvGraphicFramePr>
+                  <a:graphic xmlns:a="http://schemas.openxmlformats.org/drawingml/2006/main">
+                    <a:graphicData uri="http://schemas.openxmlformats.org/drawingml/2006/picture">
+                      <pic:pic xmlns:pic="http://schemas.openxmlformats.org/drawingml/2006/picture">
+                        <pic:nvPicPr>
+                          <pic:cNvPr id="2068262182" name=""/>
+                          <pic:cNvPicPr/>
+                        </pic:nvPicPr>
+                        <pic:blipFill>
+                          <a:blip r:embed="rId14"/>
+                          <a:stretch>
+                            <a:fillRect/>
+                          </a:stretch>
+                        </pic:blipFill>
+                        <pic:spPr>
+                          <a:xfrm>
+                            <a:off x="0" y="0"/>
+                            <a:ext cx="5760720" cy="919480"/>
+                          </a:xfrm>
+                          <a:prstGeom prst="rect">
+                            <a:avLst/>
+                          </a:prstGeom>
+                        </pic:spPr>
+                      </pic:pic>
+                    </a:graphicData>
+                  </a:graphic>
+                </wp:inline>
+              </w:drawing>
+            </w:r>
+          </w:p>
+        </w:tc>
+      </w:tr>
+      <w:tr>
+        <w:tc>
+          <w:tcPr>
+            <w:cnfStyle w:val="001000000000" w:firstRow="0" w:lastRow="0" w:firstColumn="1" w:lastColumn="0" w:oddVBand="0" w:evenVBand="0" w:oddHBand="0" w:evenHBand="0" w:firstRowFirstColumn="0" w:firstRowLastColumn="0" w:lastRowFirstColumn="0" w:lastRowLastColumn="0"/>
+            <w:tcW w:w="1980" w:type="dxa"/>
+            <w:tcBorders>
+              <w:top w:val="single" w:sz="4" w:space="0" w:color="FFFFFF" w:themeColor="background1"/>
+              <w:right w:val="single" w:sz="4" w:space="0" w:color="FFFFFF" w:themeColor="background1"/>
+            </w:tcBorders>
+            <w:hideMark/>
+          </w:tcPr>
+          <w:p>
+            <w:pPr>
+              <w:jc w:val="left"/>
+              <w:rPr>
+                <w:lang w:val="nl-NL"/>
+              </w:rPr>
+            </w:pPr>
+            <w:r>
+              <w:rPr>
+                <w:lang w:val="nl-NL"/>
+              </w:rPr>
+              <w:t>Uitleg (Toelichting/</w:t>
+            </w:r>
+            <w:r>
+              <w:rPr>
+                <w:lang w:val="nl-NL"/>
+              </w:rPr>
+              <w:br/>
+              <w:t>Verwachting)</w:t>
+            </w:r>
+          </w:p>
+        </w:tc>
+        <w:tc>
+          <w:tcPr>
+            <w:tcW w:w="7082" w:type="dxa"/>
+            <w:tcBorders>
+              <w:top w:val="single" w:sz="4" w:space="0" w:color="FFFFFF" w:themeColor="background1"/>
+              <w:left w:val="single" w:sz="4" w:space="0" w:color="FFFFFF" w:themeColor="background1"/>
+              <w:bottom w:val="single" w:sz="4" w:space="0" w:color="FFFFFF" w:themeColor="background1"/>
+              <w:right w:val="single" w:sz="4" w:space="0" w:color="FFFFFF" w:themeColor="background1"/>
+            </w:tcBorders>
+          </w:tcPr>
+          <w:p>
+            <w:pPr>
+              <w:jc w:val="left"/>
+              <w:cnfStyle w:val="000000000000" w:firstRow="0" w:lastRow="0" w:firstColumn="0" w:lastColumn="0" w:oddVBand="0" w:evenVBand="0" w:oddHBand="0" w:evenHBand="0" w:firstRowFirstColumn="0" w:firstRowLastColumn="0" w:lastRowFirstColumn="0" w:lastRowLastColumn="0"/>
+              <w:rPr>
+                <w:highlight w:val="lightGray"/>
+                <w:lang w:val="nl-NL"/>
+              </w:rPr>
+            </w:pPr>
+            <w:proofErr w:type="spellStart"/>
+            <w:r>
+              <w:rPr>
+                <w:highlight w:val="lightGray"/>
+                <w:lang w:val="nl-NL"/>
+              </w:rPr>
+              <w:t>Current</w:t>
+            </w:r>
+            <w:proofErr w:type="spellEnd"/>
+            <w:r>
+              <w:rPr>
+                <w:highlight w:val="lightGray"/>
+                <w:lang w:val="nl-NL"/>
+              </w:rPr>
+              <w:t xml:space="preserve"> date en time </w:t>
+            </w:r>
+            <w:r>
+              <w:rPr>
+                <w:highlight w:val="lightGray"/>
+                <w:lang w:val="nl-NL"/>
+              </w:rPr>
+              <w:t xml:space="preserve">toegevoegd via de </w:t>
+            </w:r>
+            <w:proofErr w:type="spellStart"/>
+            <w:r>
+              <w:rPr>
+                <w:highlight w:val="lightGray"/>
+                <w:lang w:val="nl-NL"/>
+              </w:rPr>
+              <w:t>datetime</w:t>
+            </w:r>
+            <w:proofErr w:type="spellEnd"/>
+            <w:r>
+              <w:rPr>
+                <w:highlight w:val="lightGray"/>
+                <w:lang w:val="nl-NL"/>
+              </w:rPr>
+              <w:t xml:space="preserve"> module</w:t>
+            </w:r>
+          </w:p>
+          <w:p>
+            <w:pPr>
+              <w:jc w:val="left"/>
+              <w:cnfStyle w:val="000000000000" w:firstRow="0" w:lastRow="0" w:firstColumn="0" w:lastColumn="0" w:oddVBand="0" w:evenVBand="0" w:oddHBand="0" w:evenHBand="0" w:firstRowFirstColumn="0" w:firstRowLastColumn="0" w:lastRowFirstColumn="0" w:lastRowLastColumn="0"/>
+              <w:rPr>
+                <w:highlight w:val="lightGray"/>
+                <w:lang w:val="nl-NL"/>
+              </w:rPr>
+            </w:pPr>
+            <w:proofErr w:type="spellStart"/>
+            <w:r>
+              <w:rPr>
+                <w:highlight w:val="lightGray"/>
+                <w:lang w:val="nl-NL"/>
+              </w:rPr>
+              <w:t>Path</w:t>
+            </w:r>
+            <w:proofErr w:type="spellEnd"/>
+            <w:r>
+              <w:rPr>
+                <w:highlight w:val="lightGray"/>
+                <w:lang w:val="nl-NL"/>
+              </w:rPr>
+              <w:t xml:space="preserve"> veranderd naar de dir</w:t>
+            </w:r>
+          </w:p>
+          <w:p>
+            <w:pPr>
+              <w:jc w:val="left"/>
+              <w:cnfStyle w:val="000000000000" w:firstRow="0" w:lastRow="0" w:firstColumn="0" w:lastColumn="0" w:oddVBand="0" w:evenVBand="0" w:oddHBand="0" w:evenHBand="0" w:firstRowFirstColumn="0" w:firstRowLastColumn="0" w:lastRowFirstColumn="0" w:lastRowLastColumn="0"/>
+              <w:rPr>
+                <w:highlight w:val="lightGray"/>
+                <w:lang w:val="nl-NL"/>
+              </w:rPr>
+            </w:pPr>
+            <w:r>
+              <w:rPr>
+                <w:highlight w:val="lightGray"/>
+                <w:lang w:val="nl-NL"/>
+              </w:rPr>
+              <w:t xml:space="preserve">Zoek </w:t>
+            </w:r>
+            <w:proofErr w:type="spellStart"/>
+            <w:r>
+              <w:rPr>
+                <w:highlight w:val="lightGray"/>
+                <w:lang w:val="nl-NL"/>
+              </w:rPr>
+              <w:t>datem</w:t>
+            </w:r>
+            <w:proofErr w:type="spellEnd"/>
+            <w:r>
+              <w:rPr>
+                <w:highlight w:val="lightGray"/>
+                <w:lang w:val="nl-NL"/>
+              </w:rPr>
+              <w:t xml:space="preserve"> in een input veranderd</w:t>
+            </w:r>
+          </w:p>
+        </w:tc>
+      </w:tr>
+    </w:tbl>
+    <w:p>
+      <w:pPr>
+        <w:rPr>
+          <w:lang w:val="nl-NL"/>
+        </w:rPr>
+      </w:pPr>
+    </w:p>
+    <w:p>
+      <w:pPr>
+        <w:spacing w:line="259" w:lineRule="auto"/>
+        <w:jc w:val="left"/>
+        <w:rPr>
+          <w:lang w:val="nl-NL"/>
+        </w:rPr>
+      </w:pPr>
+      <w:r>
+        <w:rPr>
+          <w:lang w:val="nl-NL"/>
+        </w:rPr>
+        <w:br w:type="page"/>
+      </w:r>
+    </w:p>
+    <w:p>
+      <w:pPr>
+        <w:rPr>
+          <w:lang w:val="nl-NL"/>
+        </w:rPr>
+      </w:pPr>
+    </w:p>
+    <w:tbl>
+      <w:tblPr>
+        <w:tblStyle w:val="GridTable5Dark-Accent1"/>
+        <w:tblW w:w="0" w:type="auto"/>
+        <w:tblInd w:w="0" w:type="dxa"/>
+        <w:tblLook w:val="04A0" w:firstRow="1" w:lastRow="0" w:firstColumn="1" w:lastColumn="0" w:noHBand="0" w:noVBand="1"/>
+      </w:tblPr>
+      <w:tblGrid>
+        <w:gridCol w:w="1659"/>
+        <w:gridCol w:w="7403"/>
+      </w:tblGrid>
+      <w:tr>
+        <w:trPr>
+          <w:cnfStyle w:val="100000000000" w:firstRow="1" w:lastRow="0" w:firstColumn="0" w:lastColumn="0" w:oddVBand="0" w:evenVBand="0" w:oddHBand="0" w:evenHBand="0" w:firstRowFirstColumn="0" w:firstRowLastColumn="0" w:lastRowFirstColumn="0" w:lastRowLastColumn="0"/>
+        </w:trPr>
+        <w:tc>
+          <w:tcPr>
+            <w:cnfStyle w:val="001000000000" w:firstRow="0" w:lastRow="0" w:firstColumn="1" w:lastColumn="0" w:oddVBand="0" w:evenVBand="0" w:oddHBand="0" w:evenHBand="0" w:firstRowFirstColumn="0" w:firstRowLastColumn="0" w:lastRowFirstColumn="0" w:lastRowLastColumn="0"/>
+            <w:tcW w:w="1980" w:type="dxa"/>
+            <w:tcBorders>
+              <w:bottom w:val="single" w:sz="4" w:space="0" w:color="FFFFFF" w:themeColor="background1"/>
+            </w:tcBorders>
+            <w:hideMark/>
+          </w:tcPr>
+          <w:p>
+            <w:pPr>
+              <w:jc w:val="left"/>
+              <w:rPr>
+                <w:lang w:val="nl-NL"/>
+              </w:rPr>
+            </w:pPr>
+            <w:r>
+              <w:rPr>
+                <w:lang w:val="nl-NL"/>
+              </w:rPr>
+              <w:t>Verbetering(#***):</w:t>
+            </w:r>
+          </w:p>
+        </w:tc>
+        <w:tc>
+          <w:tcPr>
+            <w:tcW w:w="7082" w:type="dxa"/>
+            <w:tcBorders>
+              <w:bottom w:val="single" w:sz="4" w:space="0" w:color="FFFFFF" w:themeColor="background1"/>
+            </w:tcBorders>
+            <w:hideMark/>
+          </w:tcPr>
+          <w:p>
+            <w:pPr>
+              <w:tabs>
+                <w:tab w:val="left" w:pos="2640"/>
+              </w:tabs>
+              <w:jc w:val="left"/>
+              <w:cnfStyle w:val="100000000000" w:firstRow="1" w:lastRow="0" w:firstColumn="0" w:lastColumn="0" w:oddVBand="0" w:evenVBand="0" w:oddHBand="0" w:evenHBand="0" w:firstRowFirstColumn="0" w:firstRowLastColumn="0" w:lastRowFirstColumn="0" w:lastRowLastColumn="0"/>
+              <w:rPr>
+                <w:lang w:val="nl-NL"/>
+              </w:rPr>
+            </w:pPr>
+            <w:r>
+              <w:rPr>
+                <w:lang w:val="nl-NL"/>
+              </w:rPr>
+              <w:t>Printen van de datum e</w:t>
+            </w:r>
+            <w:r>
+              <w:rPr>
+                <w:lang w:val="nl-NL"/>
+              </w:rPr>
+              <w:t>n max passagiers</w:t>
+            </w:r>
+            <w:r>
+              <w:rPr>
+                <w:lang w:val="nl-NL"/>
+              </w:rPr>
+              <w:tab/>
+            </w:r>
+          </w:p>
+        </w:tc>
+      </w:tr>
+      <w:tr>
+        <w:trPr>
+          <w:cnfStyle w:val="000000100000" w:firstRow="0" w:lastRow="0" w:firstColumn="0" w:lastColumn="0" w:oddVBand="0" w:evenVBand="0" w:oddHBand="1" w:evenHBand="0" w:firstRowFirstColumn="0" w:firstRowLastColumn="0" w:lastRowFirstColumn="0" w:lastRowLastColumn="0"/>
+        </w:trPr>
+        <w:tc>
+          <w:tcPr>
+            <w:cnfStyle w:val="001000000000" w:firstRow="0" w:lastRow="0" w:firstColumn="1" w:lastColumn="0" w:oddVBand="0" w:evenVBand="0" w:oddHBand="0" w:evenHBand="0" w:firstRowFirstColumn="0" w:firstRowLastColumn="0" w:lastRowFirstColumn="0" w:lastRowLastColumn="0"/>
+            <w:tcW w:w="1980" w:type="dxa"/>
+            <w:tcBorders>
+              <w:top w:val="single" w:sz="4" w:space="0" w:color="FFFFFF" w:themeColor="background1"/>
+              <w:bottom w:val="single" w:sz="4" w:space="0" w:color="FFFFFF" w:themeColor="background1"/>
+              <w:right w:val="single" w:sz="4" w:space="0" w:color="FFFFFF" w:themeColor="background1"/>
+            </w:tcBorders>
+            <w:hideMark/>
+          </w:tcPr>
+          <w:p>
+            <w:pPr>
+              <w:jc w:val="left"/>
+              <w:rPr>
+                <w:lang w:val="nl-NL"/>
+              </w:rPr>
+            </w:pPr>
+            <w:r>
+              <w:rPr>
+                <w:lang w:val="nl-NL"/>
+              </w:rPr>
+              <w:t>Resultaat</w:t>
+            </w:r>
+            <w:r>
+              <w:rPr>
+                <w:lang w:val="nl-NL"/>
+              </w:rPr>
+              <w:br/>
+              <w:t>(Screenshot code)</w:t>
+            </w:r>
+          </w:p>
+        </w:tc>
+        <w:tc>
+          <w:tcPr>
+            <w:tcW w:w="7082" w:type="dxa"/>
+            <w:tcBorders>
+              <w:top w:val="single" w:sz="4" w:space="0" w:color="FFFFFF" w:themeColor="background1"/>
+              <w:left w:val="single" w:sz="4" w:space="0" w:color="FFFFFF" w:themeColor="background1"/>
+              <w:bottom w:val="single" w:sz="4" w:space="0" w:color="FFFFFF" w:themeColor="background1"/>
+              <w:right w:val="single" w:sz="4" w:space="0" w:color="FFFFFF" w:themeColor="background1"/>
+            </w:tcBorders>
+          </w:tcPr>
+          <w:p>
+            <w:pPr>
+              <w:jc w:val="left"/>
+              <w:cnfStyle w:val="000000100000" w:firstRow="0" w:lastRow="0" w:firstColumn="0" w:lastColumn="0" w:oddVBand="0" w:evenVBand="0" w:oddHBand="1" w:evenHBand="0" w:firstRowFirstColumn="0" w:firstRowLastColumn="0" w:lastRowFirstColumn="0" w:lastRowLastColumn="0"/>
+              <w:rPr>
+                <w:lang w:val="nl-NL"/>
+              </w:rPr>
+            </w:pPr>
+            <w:r>
+              <w:rPr>
+                <w:noProof/>
+              </w:rPr>
+              <w:drawing>
+                <wp:inline distT="0" distB="0" distL="0" distR="0" wp14:anchorId="3E79C62D" wp14:editId="60B48D4E">
+                  <wp:extent cx="5760720" cy="2736850"/>
+                  <wp:effectExtent l="0" t="0" r="0" b="6350"/>
+                  <wp:docPr id="1354263797" name="Picture 1"/>
+                  <wp:cNvGraphicFramePr>
+                    <a:graphicFrameLocks xmlns:a="http://schemas.openxmlformats.org/drawingml/2006/main" noChangeAspect="1"/>
+                  </wp:cNvGraphicFramePr>
+                  <a:graphic xmlns:a="http://schemas.openxmlformats.org/drawingml/2006/main">
+                    <a:graphicData uri="http://schemas.openxmlformats.org/drawingml/2006/picture">
+                      <pic:pic xmlns:pic="http://schemas.openxmlformats.org/drawingml/2006/picture">
+                        <pic:nvPicPr>
+                          <pic:cNvPr id="1354263797" name=""/>
+                          <pic:cNvPicPr/>
+                        </pic:nvPicPr>
+                        <pic:blipFill>
+                          <a:blip r:embed="rId15"/>
+                          <a:stretch>
+                            <a:fillRect/>
+                          </a:stretch>
+                        </pic:blipFill>
+                        <pic:spPr>
+                          <a:xfrm>
+                            <a:off x="0" y="0"/>
+                            <a:ext cx="5760720" cy="2736850"/>
+                          </a:xfrm>
+                          <a:prstGeom prst="rect">
+                            <a:avLst/>
+                          </a:prstGeom>
+                        </pic:spPr>
+                      </pic:pic>
+                    </a:graphicData>
+                  </a:graphic>
+                </wp:inline>
+              </w:drawing>
+            </w:r>
+          </w:p>
+        </w:tc>
+      </w:tr>
+      <w:tr>
+        <w:tc>
+          <w:tcPr>
+            <w:cnfStyle w:val="001000000000" w:firstRow="0" w:lastRow="0" w:firstColumn="1" w:lastColumn="0" w:oddVBand="0" w:evenVBand="0" w:oddHBand="0" w:evenHBand="0" w:firstRowFirstColumn="0" w:firstRowLastColumn="0" w:lastRowFirstColumn="0" w:lastRowLastColumn="0"/>
+            <w:tcW w:w="1980" w:type="dxa"/>
+            <w:tcBorders>
+              <w:top w:val="single" w:sz="4" w:space="0" w:color="FFFFFF" w:themeColor="background1"/>
+              <w:right w:val="single" w:sz="4" w:space="0" w:color="FFFFFF" w:themeColor="background1"/>
+            </w:tcBorders>
+            <w:hideMark/>
+          </w:tcPr>
+          <w:p>
+            <w:pPr>
+              <w:jc w:val="left"/>
+              <w:rPr>
+                <w:lang w:val="nl-NL"/>
+              </w:rPr>
+            </w:pPr>
+            <w:r>
+              <w:rPr>
+                <w:lang w:val="nl-NL"/>
+              </w:rPr>
+              <w:t>Uitleg (Toelichting/</w:t>
+            </w:r>
+            <w:r>
+              <w:rPr>
+                <w:lang w:val="nl-NL"/>
+              </w:rPr>
+              <w:br/>
+              <w:t>Verwachting)</w:t>
+            </w:r>
+          </w:p>
+        </w:tc>
+        <w:tc>
+          <w:tcPr>
+            <w:tcW w:w="7082" w:type="dxa"/>
+            <w:tcBorders>
+              <w:top w:val="single" w:sz="4" w:space="0" w:color="FFFFFF" w:themeColor="background1"/>
+              <w:left w:val="single" w:sz="4" w:space="0" w:color="FFFFFF" w:themeColor="background1"/>
+              <w:bottom w:val="single" w:sz="4" w:space="0" w:color="FFFFFF" w:themeColor="background1"/>
+              <w:right w:val="single" w:sz="4" w:space="0" w:color="FFFFFF" w:themeColor="background1"/>
+            </w:tcBorders>
+          </w:tcPr>
+          <w:p>
+            <w:pPr>
+              <w:jc w:val="left"/>
+              <w:cnfStyle w:val="000000000000" w:firstRow="0" w:lastRow="0" w:firstColumn="0" w:lastColumn="0" w:oddVBand="0" w:evenVBand="0" w:oddHBand="0" w:evenHBand="0" w:firstRowFirstColumn="0" w:firstRowLastColumn="0" w:lastRowFirstColumn="0" w:lastRowLastColumn="0"/>
+              <w:rPr>
+                <w:highlight w:val="lightGray"/>
+                <w:lang w:val="nl-NL"/>
+              </w:rPr>
+            </w:pPr>
+            <w:r>
+              <w:rPr>
+                <w:highlight w:val="lightGray"/>
+                <w:lang w:val="nl-NL"/>
+              </w:rPr>
+              <w:t xml:space="preserve">Ik heb de datum en max </w:t>
+            </w:r>
+            <w:proofErr w:type="spellStart"/>
+            <w:r>
+              <w:rPr>
+                <w:highlight w:val="lightGray"/>
+                <w:lang w:val="nl-NL"/>
+              </w:rPr>
+              <w:t>passangiers</w:t>
+            </w:r>
+            <w:proofErr w:type="spellEnd"/>
+            <w:r>
+              <w:rPr>
+                <w:highlight w:val="lightGray"/>
+                <w:lang w:val="nl-NL"/>
+              </w:rPr>
+              <w:t xml:space="preserve"> ge </w:t>
+            </w:r>
+            <w:proofErr w:type="spellStart"/>
+            <w:r>
+              <w:rPr>
+                <w:highlight w:val="lightGray"/>
+                <w:lang w:val="nl-NL"/>
+              </w:rPr>
+              <w:t>pulled</w:t>
+            </w:r>
+            <w:proofErr w:type="spellEnd"/>
+            <w:r>
+              <w:rPr>
+                <w:highlight w:val="lightGray"/>
+                <w:lang w:val="nl-NL"/>
+              </w:rPr>
+              <w:t xml:space="preserve"> out de delen datum meteen goed </w:t>
+            </w:r>
+            <w:proofErr w:type="spellStart"/>
+            <w:r>
+              <w:rPr>
+                <w:highlight w:val="lightGray"/>
+                <w:lang w:val="nl-NL"/>
+              </w:rPr>
+              <w:t>geformate</w:t>
+            </w:r>
+            <w:proofErr w:type="spellEnd"/>
+          </w:p>
+          <w:p>
+            <w:pPr>
+              <w:jc w:val="left"/>
+              <w:cnfStyle w:val="000000000000" w:firstRow="0" w:lastRow="0" w:firstColumn="0" w:lastColumn="0" w:oddVBand="0" w:evenVBand="0" w:oddHBand="0" w:evenHBand="0" w:firstRowFirstColumn="0" w:firstRowLastColumn="0" w:lastRowFirstColumn="0" w:lastRowLastColumn="0"/>
+              <w:rPr>
+                <w:highlight w:val="lightGray"/>
+                <w:lang w:val="nl-NL"/>
+              </w:rPr>
+            </w:pPr>
+            <w:r>
+              <w:rPr>
+                <w:highlight w:val="lightGray"/>
+                <w:lang w:val="nl-NL"/>
+              </w:rPr>
+              <w:t>Daar na heb ik die information geprint in een mooie form</w:t>
+            </w:r>
+          </w:p>
+        </w:tc>
+      </w:tr>
+    </w:tbl>
+    <w:p>
+      <w:pPr>
+        <w:rPr>
+          <w:lang w:val="nl-NL"/>
+        </w:rPr>
+      </w:pPr>
+    </w:p>
+    <w:p>
+      <w:pPr>
+        <w:spacing w:line="259" w:lineRule="auto"/>
+        <w:jc w:val="left"/>
+        <w:rPr>
+          <w:lang w:val="nl-NL"/>
+        </w:rPr>
+      </w:pPr>
+      <w:r>
+        <w:rPr>
+          <w:lang w:val="nl-NL"/>
+        </w:rPr>
+        <w:br w:type="page"/>
+      </w:r>
+    </w:p>
+    <w:p>
+      <w:pPr>
+        <w:rPr>
+          <w:lang w:val="nl-NL"/>
+        </w:rPr>
+      </w:pPr>
+    </w:p>
+    <w:tbl>
+      <w:tblPr>
+        <w:tblStyle w:val="GridTable5Dark-Accent1"/>
         <w:tblW w:w="0" w:type="auto"/>
         <w:tblInd w:w="0" w:type="dxa"/>
         <w:tblLook w:val="04A0" w:firstRow="1" w:lastRow="0" w:firstColumn="1" w:lastColumn="0" w:noHBand="0" w:noVBand="1"/>
@@ -1762,6 +2730,19 @@
                 <w:lang w:val="nl-NL"/>
               </w:rPr>
             </w:pPr>
+            <w:proofErr w:type="spellStart"/>
+            <w:r>
+              <w:t>Omzet</w:t>
+            </w:r>
+            <w:proofErr w:type="spellEnd"/>
+            <w:r>
+              <w:t xml:space="preserve"> </w:t>
+            </w:r>
+            <w:proofErr w:type="spellStart"/>
+            <w:r>
+              <w:t>berekenen</w:t>
+            </w:r>
+            <w:proofErr w:type="spellEnd"/>
             <w:r>
               <w:tab/>
             </w:r>
@@ -1823,6 +2804,46 @@
                 <w:lang w:val="nl-NL"/>
               </w:rPr>
             </w:pPr>
+            <w:r>
+              <w:rPr>
+                <w:noProof/>
+              </w:rPr>
+              <w:drawing>
+                <wp:inline distT="0" distB="0" distL="0" distR="0" wp14:anchorId="20FF8EAE" wp14:editId="04A9EB37">
+                  <wp:extent cx="4147581" cy="1828739"/>
+                  <wp:effectExtent l="0" t="0" r="5715" b="635"/>
+                  <wp:docPr id="1392848362" name="Picture 1"/>
+                  <wp:cNvGraphicFramePr>
+                    <a:graphicFrameLocks xmlns:a="http://schemas.openxmlformats.org/drawingml/2006/main" noChangeAspect="1"/>
+                  </wp:cNvGraphicFramePr>
+                  <a:graphic xmlns:a="http://schemas.openxmlformats.org/drawingml/2006/main">
+                    <a:graphicData uri="http://schemas.openxmlformats.org/drawingml/2006/picture">
+                      <pic:pic xmlns:pic="http://schemas.openxmlformats.org/drawingml/2006/picture">
+                        <pic:nvPicPr>
+                          <pic:cNvPr id="1392848362" name=""/>
+                          <pic:cNvPicPr/>
+                        </pic:nvPicPr>
+                        <pic:blipFill>
+                          <a:blip r:embed="rId16"/>
+                          <a:stretch>
+                            <a:fillRect/>
+                          </a:stretch>
+                        </pic:blipFill>
+                        <pic:spPr>
+                          <a:xfrm>
+                            <a:off x="0" y="0"/>
+                            <a:ext cx="4161615" cy="1834927"/>
+                          </a:xfrm>
+                          <a:prstGeom prst="rect">
+                            <a:avLst/>
+                          </a:prstGeom>
+                        </pic:spPr>
+                      </pic:pic>
+                    </a:graphicData>
+                  </a:graphic>
+                </wp:inline>
+              </w:drawing>
+            </w:r>
           </w:p>
         </w:tc>
       </w:tr>
@@ -1878,13 +2899,19 @@
                 <w:lang w:val="nl-NL"/>
               </w:rPr>
             </w:pPr>
+            <w:r>
+              <w:rPr>
+                <w:highlight w:val="lightGray"/>
+                <w:lang w:val="nl-NL"/>
+              </w:rPr>
+              <w:t>Omzet berekent</w:t>
+            </w:r>
           </w:p>
         </w:tc>
       </w:tr>
     </w:tbl>
     <w:p>
       <w:pPr>
-        <w:pStyle w:val="Kop2"/>
         <w:rPr>
           <w:lang w:val="nl-NL"/>
         </w:rPr>
@@ -1892,14 +2919,14 @@
     </w:p>
     <w:tbl>
       <w:tblPr>
-        <w:tblStyle w:val="Rastertabel5donker-Accent1"/>
+        <w:tblStyle w:val="GridTable5Dark-Accent1"/>
         <w:tblW w:w="0" w:type="auto"/>
         <w:tblInd w:w="0" w:type="dxa"/>
         <w:tblLook w:val="04A0" w:firstRow="1" w:lastRow="0" w:firstColumn="1" w:lastColumn="0" w:noHBand="0" w:noVBand="1"/>
       </w:tblPr>
       <w:tblGrid>
-        <w:gridCol w:w="2038"/>
-        <w:gridCol w:w="7024"/>
+        <w:gridCol w:w="1659"/>
+        <w:gridCol w:w="7403"/>
       </w:tblGrid>
       <w:tr>
         <w:trPr>
@@ -1949,7 +2976,18 @@
               </w:rPr>
             </w:pPr>
             <w:r>
+              <w:t xml:space="preserve">Print code save </w:t>
+            </w:r>
+            <w:proofErr w:type="spellStart"/>
+            <w:r>
+              <w:t>gegevens</w:t>
+            </w:r>
+            <w:proofErr w:type="spellEnd"/>
+            <w:r>
               <w:tab/>
+            </w:r>
+            <w:r>
+              <w:t>average</w:t>
             </w:r>
           </w:p>
         </w:tc>
@@ -2009,6 +3047,46 @@
                 <w:lang w:val="nl-NL"/>
               </w:rPr>
             </w:pPr>
+            <w:r>
+              <w:rPr>
+                <w:lang w:val="nl-NL"/>
+              </w:rPr>
+              <w:drawing>
+                <wp:inline distT="0" distB="0" distL="0" distR="0" wp14:anchorId="39C1FE9A" wp14:editId="62512373">
+                  <wp:extent cx="5760720" cy="2760345"/>
+                  <wp:effectExtent l="0" t="0" r="0" b="1905"/>
+                  <wp:docPr id="671228939" name="Picture 1"/>
+                  <wp:cNvGraphicFramePr>
+                    <a:graphicFrameLocks xmlns:a="http://schemas.openxmlformats.org/drawingml/2006/main" noChangeAspect="1"/>
+                  </wp:cNvGraphicFramePr>
+                  <a:graphic xmlns:a="http://schemas.openxmlformats.org/drawingml/2006/main">
+                    <a:graphicData uri="http://schemas.openxmlformats.org/drawingml/2006/picture">
+                      <pic:pic xmlns:pic="http://schemas.openxmlformats.org/drawingml/2006/picture">
+                        <pic:nvPicPr>
+                          <pic:cNvPr id="671228939" name=""/>
+                          <pic:cNvPicPr/>
+                        </pic:nvPicPr>
+                        <pic:blipFill>
+                          <a:blip r:embed="rId17"/>
+                          <a:stretch>
+                            <a:fillRect/>
+                          </a:stretch>
+                        </pic:blipFill>
+                        <pic:spPr>
+                          <a:xfrm>
+                            <a:off x="0" y="0"/>
+                            <a:ext cx="5760720" cy="2760345"/>
+                          </a:xfrm>
+                          <a:prstGeom prst="rect">
+                            <a:avLst/>
+                          </a:prstGeom>
+                        </pic:spPr>
+                      </pic:pic>
+                    </a:graphicData>
+                  </a:graphic>
+                </wp:inline>
+              </w:drawing>
+            </w:r>
           </w:p>
         </w:tc>
       </w:tr>
@@ -2064,6 +3142,97 @@
                 <w:lang w:val="nl-NL"/>
               </w:rPr>
             </w:pPr>
+            <w:proofErr w:type="spellStart"/>
+            <w:r>
+              <w:rPr>
+                <w:highlight w:val="lightGray"/>
+                <w:lang w:val="nl-NL"/>
+              </w:rPr>
+              <w:t>Average</w:t>
+            </w:r>
+            <w:proofErr w:type="spellEnd"/>
+            <w:r>
+              <w:rPr>
+                <w:highlight w:val="lightGray"/>
+                <w:lang w:val="nl-NL"/>
+              </w:rPr>
+              <w:t xml:space="preserve"> berekend</w:t>
+            </w:r>
+          </w:p>
+          <w:p>
+            <w:pPr>
+              <w:jc w:val="left"/>
+              <w:cnfStyle w:val="000000000000" w:firstRow="0" w:lastRow="0" w:firstColumn="0" w:lastColumn="0" w:oddVBand="0" w:evenVBand="0" w:oddHBand="0" w:evenHBand="0" w:firstRowFirstColumn="0" w:firstRowLastColumn="0" w:lastRowFirstColumn="0" w:lastRowLastColumn="0"/>
+              <w:rPr>
+                <w:highlight w:val="lightGray"/>
+                <w:lang w:val="nl-NL"/>
+              </w:rPr>
+            </w:pPr>
+            <w:r>
+              <w:rPr>
+                <w:highlight w:val="lightGray"/>
+                <w:lang w:val="nl-NL"/>
+              </w:rPr>
+              <w:t xml:space="preserve">Gegevens ge </w:t>
+            </w:r>
+            <w:proofErr w:type="spellStart"/>
+            <w:r>
+              <w:rPr>
+                <w:highlight w:val="lightGray"/>
+                <w:lang w:val="nl-NL"/>
+              </w:rPr>
+              <w:t>saved</w:t>
+            </w:r>
+            <w:proofErr w:type="spellEnd"/>
+            <w:r>
+              <w:rPr>
+                <w:highlight w:val="lightGray"/>
+                <w:lang w:val="nl-NL"/>
+              </w:rPr>
+              <w:t xml:space="preserve"> in </w:t>
+            </w:r>
+            <w:proofErr w:type="spellStart"/>
+            <w:r>
+              <w:rPr>
+                <w:highlight w:val="lightGray"/>
+                <w:lang w:val="nl-NL"/>
+              </w:rPr>
+              <w:t>an</w:t>
+            </w:r>
+            <w:proofErr w:type="spellEnd"/>
+            <w:r>
+              <w:rPr>
+                <w:highlight w:val="lightGray"/>
+                <w:lang w:val="nl-NL"/>
+              </w:rPr>
+              <w:t xml:space="preserve"> </w:t>
+            </w:r>
+            <w:proofErr w:type="spellStart"/>
+            <w:r>
+              <w:rPr>
+                <w:highlight w:val="lightGray"/>
+                <w:lang w:val="nl-NL"/>
+              </w:rPr>
+              <w:t>json</w:t>
+            </w:r>
+            <w:proofErr w:type="spellEnd"/>
+          </w:p>
+          <w:p>
+            <w:pPr>
+              <w:jc w:val="left"/>
+              <w:cnfStyle w:val="000000000000" w:firstRow="0" w:lastRow="0" w:firstColumn="0" w:lastColumn="0" w:oddVBand="0" w:evenVBand="0" w:oddHBand="0" w:evenHBand="0" w:firstRowFirstColumn="0" w:firstRowLastColumn="0" w:lastRowFirstColumn="0" w:lastRowLastColumn="0"/>
+              <w:rPr>
+                <w:highlight w:val="lightGray"/>
+                <w:lang w:val="nl-NL"/>
+              </w:rPr>
+            </w:pPr>
+            <w:r>
+              <w:rPr>
+                <w:highlight w:val="lightGray"/>
+                <w:lang w:val="nl-NL"/>
+              </w:rPr>
+              <w:t>Print de data</w:t>
+            </w:r>
           </w:p>
         </w:tc>
       </w:tr>
@@ -2075,194 +3244,9 @@
         </w:rPr>
       </w:pPr>
     </w:p>
-    <w:tbl>
-      <w:tblPr>
-        <w:tblStyle w:val="Rastertabel5donker-Accent1"/>
-        <w:tblW w:w="0" w:type="auto"/>
-        <w:tblInd w:w="0" w:type="dxa"/>
-        <w:tblLook w:val="04A0" w:firstRow="1" w:lastRow="0" w:firstColumn="1" w:lastColumn="0" w:noHBand="0" w:noVBand="1"/>
-      </w:tblPr>
-      <w:tblGrid>
-        <w:gridCol w:w="2038"/>
-        <w:gridCol w:w="7024"/>
-      </w:tblGrid>
-      <w:tr>
-        <w:trPr>
-          <w:cnfStyle w:val="100000000000" w:firstRow="1" w:lastRow="0" w:firstColumn="0" w:lastColumn="0" w:oddVBand="0" w:evenVBand="0" w:oddHBand="0" w:evenHBand="0" w:firstRowFirstColumn="0" w:firstRowLastColumn="0" w:lastRowFirstColumn="0" w:lastRowLastColumn="0"/>
-        </w:trPr>
-        <w:tc>
-          <w:tcPr>
-            <w:cnfStyle w:val="001000000000" w:firstRow="0" w:lastRow="0" w:firstColumn="1" w:lastColumn="0" w:oddVBand="0" w:evenVBand="0" w:oddHBand="0" w:evenHBand="0" w:firstRowFirstColumn="0" w:firstRowLastColumn="0" w:lastRowFirstColumn="0" w:lastRowLastColumn="0"/>
-            <w:tcW w:w="1980" w:type="dxa"/>
-            <w:tcBorders>
-              <w:bottom w:val="single" w:sz="4" w:space="0" w:color="FFFFFF" w:themeColor="background1"/>
-            </w:tcBorders>
-            <w:hideMark/>
-          </w:tcPr>
-          <w:p>
-            <w:pPr>
-              <w:jc w:val="left"/>
-              <w:rPr>
-                <w:lang w:val="nl-NL"/>
-              </w:rPr>
-            </w:pPr>
-            <w:r>
-              <w:rPr>
-                <w:lang w:val="nl-NL"/>
-              </w:rPr>
-              <w:t>Verbetering(#***):</w:t>
-            </w:r>
-          </w:p>
-        </w:tc>
-        <w:tc>
-          <w:tcPr>
-            <w:tcW w:w="7082" w:type="dxa"/>
-            <w:tcBorders>
-              <w:bottom w:val="single" w:sz="4" w:space="0" w:color="FFFFFF" w:themeColor="background1"/>
-            </w:tcBorders>
-            <w:hideMark/>
-          </w:tcPr>
-          <w:p>
-            <w:pPr>
-              <w:tabs>
-                <w:tab w:val="left" w:pos="2640"/>
-              </w:tabs>
-              <w:jc w:val="left"/>
-              <w:cnfStyle w:val="100000000000" w:firstRow="1" w:lastRow="0" w:firstColumn="0" w:lastColumn="0" w:oddVBand="0" w:evenVBand="0" w:oddHBand="0" w:evenHBand="0" w:firstRowFirstColumn="0" w:firstRowLastColumn="0" w:lastRowFirstColumn="0" w:lastRowLastColumn="0"/>
-              <w:rPr>
-                <w:lang w:val="nl-NL"/>
-              </w:rPr>
-            </w:pPr>
-            <w:r>
-              <w:tab/>
-            </w:r>
-          </w:p>
-        </w:tc>
-      </w:tr>
-      <w:tr>
-        <w:trPr>
-          <w:cnfStyle w:val="000000100000" w:firstRow="0" w:lastRow="0" w:firstColumn="0" w:lastColumn="0" w:oddVBand="0" w:evenVBand="0" w:oddHBand="1" w:evenHBand="0" w:firstRowFirstColumn="0" w:firstRowLastColumn="0" w:lastRowFirstColumn="0" w:lastRowLastColumn="0"/>
-        </w:trPr>
-        <w:tc>
-          <w:tcPr>
-            <w:cnfStyle w:val="001000000000" w:firstRow="0" w:lastRow="0" w:firstColumn="1" w:lastColumn="0" w:oddVBand="0" w:evenVBand="0" w:oddHBand="0" w:evenHBand="0" w:firstRowFirstColumn="0" w:firstRowLastColumn="0" w:lastRowFirstColumn="0" w:lastRowLastColumn="0"/>
-            <w:tcW w:w="1980" w:type="dxa"/>
-            <w:tcBorders>
-              <w:top w:val="single" w:sz="4" w:space="0" w:color="FFFFFF" w:themeColor="background1"/>
-              <w:bottom w:val="single" w:sz="4" w:space="0" w:color="FFFFFF" w:themeColor="background1"/>
-              <w:right w:val="single" w:sz="4" w:space="0" w:color="FFFFFF" w:themeColor="background1"/>
-            </w:tcBorders>
-            <w:hideMark/>
-          </w:tcPr>
-          <w:p>
-            <w:pPr>
-              <w:jc w:val="left"/>
-              <w:rPr>
-                <w:lang w:val="nl-NL"/>
-              </w:rPr>
-            </w:pPr>
-            <w:r>
-              <w:rPr>
-                <w:lang w:val="nl-NL"/>
-              </w:rPr>
-              <w:t>Resultaat</w:t>
-            </w:r>
-            <w:r>
-              <w:rPr>
-                <w:lang w:val="nl-NL"/>
-              </w:rPr>
-              <w:br/>
-              <w:t>(Screenshot code)</w:t>
-            </w:r>
-          </w:p>
-        </w:tc>
-        <w:tc>
-          <w:tcPr>
-            <w:tcW w:w="7082" w:type="dxa"/>
-            <w:tcBorders>
-              <w:top w:val="single" w:sz="4" w:space="0" w:color="FFFFFF" w:themeColor="background1"/>
-              <w:left w:val="single" w:sz="4" w:space="0" w:color="FFFFFF" w:themeColor="background1"/>
-              <w:bottom w:val="single" w:sz="4" w:space="0" w:color="FFFFFF" w:themeColor="background1"/>
-              <w:right w:val="single" w:sz="4" w:space="0" w:color="FFFFFF" w:themeColor="background1"/>
-            </w:tcBorders>
-          </w:tcPr>
-          <w:p>
-            <w:pPr>
-              <w:jc w:val="left"/>
-              <w:cnfStyle w:val="000000100000" w:firstRow="0" w:lastRow="0" w:firstColumn="0" w:lastColumn="0" w:oddVBand="0" w:evenVBand="0" w:oddHBand="1" w:evenHBand="0" w:firstRowFirstColumn="0" w:firstRowLastColumn="0" w:lastRowFirstColumn="0" w:lastRowLastColumn="0"/>
-              <w:rPr>
-                <w:lang w:val="nl-NL"/>
-              </w:rPr>
-            </w:pPr>
-          </w:p>
-        </w:tc>
-      </w:tr>
-      <w:tr>
-        <w:tc>
-          <w:tcPr>
-            <w:cnfStyle w:val="001000000000" w:firstRow="0" w:lastRow="0" w:firstColumn="1" w:lastColumn="0" w:oddVBand="0" w:evenVBand="0" w:oddHBand="0" w:evenHBand="0" w:firstRowFirstColumn="0" w:firstRowLastColumn="0" w:lastRowFirstColumn="0" w:lastRowLastColumn="0"/>
-            <w:tcW w:w="1980" w:type="dxa"/>
-            <w:tcBorders>
-              <w:top w:val="single" w:sz="4" w:space="0" w:color="FFFFFF" w:themeColor="background1"/>
-              <w:right w:val="single" w:sz="4" w:space="0" w:color="FFFFFF" w:themeColor="background1"/>
-            </w:tcBorders>
-            <w:hideMark/>
-          </w:tcPr>
-          <w:p>
-            <w:pPr>
-              <w:jc w:val="left"/>
-              <w:rPr>
-                <w:lang w:val="nl-NL"/>
-              </w:rPr>
-            </w:pPr>
-            <w:r>
-              <w:rPr>
-                <w:lang w:val="nl-NL"/>
-              </w:rPr>
-              <w:t>Uitleg (Toelichting/</w:t>
-            </w:r>
-            <w:r>
-              <w:rPr>
-                <w:lang w:val="nl-NL"/>
-              </w:rPr>
-              <w:br/>
-              <w:t>Verwachting)</w:t>
-            </w:r>
-          </w:p>
-        </w:tc>
-        <w:tc>
-          <w:tcPr>
-            <w:tcW w:w="7082" w:type="dxa"/>
-            <w:tcBorders>
-              <w:top w:val="single" w:sz="4" w:space="0" w:color="FFFFFF" w:themeColor="background1"/>
-              <w:left w:val="single" w:sz="4" w:space="0" w:color="FFFFFF" w:themeColor="background1"/>
-              <w:bottom w:val="single" w:sz="4" w:space="0" w:color="FFFFFF" w:themeColor="background1"/>
-              <w:right w:val="single" w:sz="4" w:space="0" w:color="FFFFFF" w:themeColor="background1"/>
-            </w:tcBorders>
-          </w:tcPr>
-          <w:p>
-            <w:pPr>
-              <w:jc w:val="left"/>
-              <w:cnfStyle w:val="000000000000" w:firstRow="0" w:lastRow="0" w:firstColumn="0" w:lastColumn="0" w:oddVBand="0" w:evenVBand="0" w:oddHBand="0" w:evenHBand="0" w:firstRowFirstColumn="0" w:firstRowLastColumn="0" w:lastRowFirstColumn="0" w:lastRowLastColumn="0"/>
-              <w:rPr>
-                <w:highlight w:val="lightGray"/>
-                <w:lang w:val="nl-NL"/>
-              </w:rPr>
-            </w:pPr>
-          </w:p>
-        </w:tc>
-      </w:tr>
-    </w:tbl>
-    <w:p>
-      <w:pPr>
-        <w:rPr>
-          <w:lang w:val="nl-NL"/>
-        </w:rPr>
-      </w:pPr>
-    </w:p>
     <w:sectPr>
-      <w:headerReference w:type="default" r:id="rId13"/>
-      <w:footerReference w:type="default" r:id="rId14"/>
+      <w:headerReference w:type="default" r:id="rId18"/>
+      <w:footerReference w:type="default" r:id="rId19"/>
       <w:pgSz w:w="11906" w:h="16838"/>
       <w:pgMar w:top="1417" w:right="1417" w:bottom="1417" w:left="1417" w:header="708" w:footer="708" w:gutter="0"/>
       <w:pgNumType w:start="0"/>
@@ -2275,7 +3259,7 @@
 </file>
 
 <file path=word/endnotes.xml><?xml version="1.0" encoding="utf-8"?>
-<w:endnotes xmlns:wpc="http://schemas.microsoft.com/office/word/2010/wordprocessingCanvas" xmlns:cx="http://schemas.microsoft.com/office/drawing/2014/chartex" xmlns:cx1="http://schemas.microsoft.com/office/drawing/2015/9/8/chartex" xmlns:cx2="http://schemas.microsoft.com/office/drawing/2015/10/21/chartex" xmlns:cx3="http://schemas.microsoft.com/office/drawing/2016/5/9/chartex" xmlns:cx4="http://schemas.microsoft.com/office/drawing/2016/5/10/chartex" xmlns:cx5="http://schemas.microsoft.com/office/drawing/2016/5/11/chartex" xmlns:cx6="http://schemas.microsoft.com/office/drawing/2016/5/12/chartex" xmlns:cx7="http://schemas.microsoft.com/office/drawing/2016/5/13/chartex" xmlns:cx8="http://schemas.microsoft.com/office/drawing/2016/5/14/chartex" xmlns:mc="http://schemas.openxmlformats.org/markup-compatibility/2006" xmlns:aink="http://schemas.microsoft.com/office/drawing/2016/ink" xmlns:am3d="http://schemas.microsoft.com/office/drawing/2017/model3d" xmlns:o="urn:schemas-microsoft-com:office:office" xmlns:oel="http://schemas.microsoft.com/office/2019/extlst" xmlns:r="http://schemas.openxmlformats.org/officeDocument/2006/relationships" xmlns:m="http://schemas.openxmlformats.org/officeDocument/2006/math" xmlns:v="urn:schemas-microsoft-com:vml" xmlns:wp14="http://schemas.microsoft.com/office/word/2010/wordprocessingDrawing" xmlns:wp="http://schemas.openxmlformats.org/drawingml/2006/wordprocessingDrawing" xmlns:w10="urn:schemas-microsoft-com:office:word" xmlns:w="http://schemas.openxmlformats.org/wordprocessingml/2006/main" xmlns:w14="http://schemas.microsoft.com/office/word/2010/wordml" xmlns:w15="http://schemas.microsoft.com/office/word/2012/wordml" xmlns:w16cex="http://schemas.microsoft.com/office/word/2018/wordml/cex" xmlns:w16cid="http://schemas.microsoft.com/office/word/2016/wordml/cid" xmlns:w16="http://schemas.microsoft.com/office/word/2018/wordml" xmlns:w16du="http://schemas.microsoft.com/office/word/2023/wordml/word16du" xmlns:w16sdtdh="http://schemas.microsoft.com/office/word/2020/wordml/sdtdatahash" xmlns:w16se="http://schemas.microsoft.com/office/word/2015/wordml/symex" xmlns:wpg="http://schemas.microsoft.com/office/word/2010/wordprocessingGroup" xmlns:wpi="http://schemas.microsoft.com/office/word/2010/wordprocessingInk" xmlns:wne="http://schemas.microsoft.com/office/word/2006/wordml" xmlns:wps="http://schemas.microsoft.com/office/word/2010/wordprocessingShape" mc:Ignorable="w14 w15 w16se w16cid w16 w16cex w16sdtdh w16du wp14">
+<w:endnotes xmlns:wpc="http://schemas.microsoft.com/office/word/2010/wordprocessingCanvas" xmlns:cx="http://schemas.microsoft.com/office/drawing/2014/chartex" xmlns:cx1="http://schemas.microsoft.com/office/drawing/2015/9/8/chartex" xmlns:cx2="http://schemas.microsoft.com/office/drawing/2015/10/21/chartex" xmlns:cx3="http://schemas.microsoft.com/office/drawing/2016/5/9/chartex" xmlns:cx4="http://schemas.microsoft.com/office/drawing/2016/5/10/chartex" xmlns:cx5="http://schemas.microsoft.com/office/drawing/2016/5/11/chartex" xmlns:cx6="http://schemas.microsoft.com/office/drawing/2016/5/12/chartex" xmlns:cx7="http://schemas.microsoft.com/office/drawing/2016/5/13/chartex" xmlns:cx8="http://schemas.microsoft.com/office/drawing/2016/5/14/chartex" xmlns:mc="http://schemas.openxmlformats.org/markup-compatibility/2006" xmlns:aink="http://schemas.microsoft.com/office/drawing/2016/ink" xmlns:am3d="http://schemas.microsoft.com/office/drawing/2017/model3d" xmlns:o="urn:schemas-microsoft-com:office:office" xmlns:oel="http://schemas.microsoft.com/office/2019/extlst" xmlns:r="http://schemas.openxmlformats.org/officeDocument/2006/relationships" xmlns:m="http://schemas.openxmlformats.org/officeDocument/2006/math" xmlns:v="urn:schemas-microsoft-com:vml" xmlns:wp14="http://schemas.microsoft.com/office/word/2010/wordprocessingDrawing" xmlns:wp="http://schemas.openxmlformats.org/drawingml/2006/wordprocessingDrawing" xmlns:w10="urn:schemas-microsoft-com:office:word" xmlns:w="http://schemas.openxmlformats.org/wordprocessingml/2006/main" xmlns:w14="http://schemas.microsoft.com/office/word/2010/wordml" xmlns:w15="http://schemas.microsoft.com/office/word/2012/wordml" xmlns:w16cex="http://schemas.microsoft.com/office/word/2018/wordml/cex" xmlns:w16cid="http://schemas.microsoft.com/office/word/2016/wordml/cid" xmlns:w16="http://schemas.microsoft.com/office/word/2018/wordml" xmlns:w16du="http://schemas.microsoft.com/office/word/2023/wordml/word16du" xmlns:w16sdtdh="http://schemas.microsoft.com/office/word/2020/wordml/sdtdatahash" xmlns:w16sdtfl="http://schemas.microsoft.com/office/word/2024/wordml/sdtformatlock" xmlns:w16se="http://schemas.microsoft.com/office/word/2015/wordml/symex" xmlns:wpg="http://schemas.microsoft.com/office/word/2010/wordprocessingGroup" xmlns:wpi="http://schemas.microsoft.com/office/word/2010/wordprocessingInk" xmlns:wne="http://schemas.microsoft.com/office/word/2006/wordml" xmlns:wps="http://schemas.microsoft.com/office/word/2010/wordprocessingShape" mc:Ignorable="w14 w15 w16se w16cid w16 w16cex w16sdtdh w16sdtfl w16du wp14">
   <w:endnote w:type="separator" w:id="-1">
     <w:p>
       <w:pPr>
@@ -2300,10 +3284,10 @@
 </file>
 
 <file path=word/footer1.xml><?xml version="1.0" encoding="utf-8"?>
-<w:ftr xmlns:wpc="http://schemas.microsoft.com/office/word/2010/wordprocessingCanvas" xmlns:cx="http://schemas.microsoft.com/office/drawing/2014/chartex" xmlns:cx1="http://schemas.microsoft.com/office/drawing/2015/9/8/chartex" xmlns:cx2="http://schemas.microsoft.com/office/drawing/2015/10/21/chartex" xmlns:cx3="http://schemas.microsoft.com/office/drawing/2016/5/9/chartex" xmlns:cx4="http://schemas.microsoft.com/office/drawing/2016/5/10/chartex" xmlns:cx5="http://schemas.microsoft.com/office/drawing/2016/5/11/chartex" xmlns:cx6="http://schemas.microsoft.com/office/drawing/2016/5/12/chartex" xmlns:cx7="http://schemas.microsoft.com/office/drawing/2016/5/13/chartex" xmlns:cx8="http://schemas.microsoft.com/office/drawing/2016/5/14/chartex" xmlns:mc="http://schemas.openxmlformats.org/markup-compatibility/2006" xmlns:aink="http://schemas.microsoft.com/office/drawing/2016/ink" xmlns:am3d="http://schemas.microsoft.com/office/drawing/2017/model3d" xmlns:o="urn:schemas-microsoft-com:office:office" xmlns:oel="http://schemas.microsoft.com/office/2019/extlst" xmlns:r="http://schemas.openxmlformats.org/officeDocument/2006/relationships" xmlns:m="http://schemas.openxmlformats.org/officeDocument/2006/math" xmlns:v="urn:schemas-microsoft-com:vml" xmlns:wp14="http://schemas.microsoft.com/office/word/2010/wordprocessingDrawing" xmlns:wp="http://schemas.openxmlformats.org/drawingml/2006/wordprocessingDrawing" xmlns:w10="urn:schemas-microsoft-com:office:word" xmlns:w="http://schemas.openxmlformats.org/wordprocessingml/2006/main" xmlns:w14="http://schemas.microsoft.com/office/word/2010/wordml" xmlns:w15="http://schemas.microsoft.com/office/word/2012/wordml" xmlns:w16cex="http://schemas.microsoft.com/office/word/2018/wordml/cex" xmlns:w16cid="http://schemas.microsoft.com/office/word/2016/wordml/cid" xmlns:w16="http://schemas.microsoft.com/office/word/2018/wordml" xmlns:w16du="http://schemas.microsoft.com/office/word/2023/wordml/word16du" xmlns:w16sdtdh="http://schemas.microsoft.com/office/word/2020/wordml/sdtdatahash" xmlns:w16se="http://schemas.microsoft.com/office/word/2015/wordml/symex" xmlns:wpg="http://schemas.microsoft.com/office/word/2010/wordprocessingGroup" xmlns:wpi="http://schemas.microsoft.com/office/word/2010/wordprocessingInk" xmlns:wne="http://schemas.microsoft.com/office/word/2006/wordml" xmlns:wps="http://schemas.microsoft.com/office/word/2010/wordprocessingShape" mc:Ignorable="w14 w15 w16se w16cid w16 w16cex w16sdtdh w16du wp14">
+<w:ftr xmlns:wpc="http://schemas.microsoft.com/office/word/2010/wordprocessingCanvas" xmlns:cx="http://schemas.microsoft.com/office/drawing/2014/chartex" xmlns:cx1="http://schemas.microsoft.com/office/drawing/2015/9/8/chartex" xmlns:cx2="http://schemas.microsoft.com/office/drawing/2015/10/21/chartex" xmlns:cx3="http://schemas.microsoft.com/office/drawing/2016/5/9/chartex" xmlns:cx4="http://schemas.microsoft.com/office/drawing/2016/5/10/chartex" xmlns:cx5="http://schemas.microsoft.com/office/drawing/2016/5/11/chartex" xmlns:cx6="http://schemas.microsoft.com/office/drawing/2016/5/12/chartex" xmlns:cx7="http://schemas.microsoft.com/office/drawing/2016/5/13/chartex" xmlns:cx8="http://schemas.microsoft.com/office/drawing/2016/5/14/chartex" xmlns:mc="http://schemas.openxmlformats.org/markup-compatibility/2006" xmlns:aink="http://schemas.microsoft.com/office/drawing/2016/ink" xmlns:am3d="http://schemas.microsoft.com/office/drawing/2017/model3d" xmlns:o="urn:schemas-microsoft-com:office:office" xmlns:oel="http://schemas.microsoft.com/office/2019/extlst" xmlns:r="http://schemas.openxmlformats.org/officeDocument/2006/relationships" xmlns:m="http://schemas.openxmlformats.org/officeDocument/2006/math" xmlns:v="urn:schemas-microsoft-com:vml" xmlns:wp14="http://schemas.microsoft.com/office/word/2010/wordprocessingDrawing" xmlns:wp="http://schemas.openxmlformats.org/drawingml/2006/wordprocessingDrawing" xmlns:w10="urn:schemas-microsoft-com:office:word" xmlns:w="http://schemas.openxmlformats.org/wordprocessingml/2006/main" xmlns:w14="http://schemas.microsoft.com/office/word/2010/wordml" xmlns:w15="http://schemas.microsoft.com/office/word/2012/wordml" xmlns:w16cex="http://schemas.microsoft.com/office/word/2018/wordml/cex" xmlns:w16cid="http://schemas.microsoft.com/office/word/2016/wordml/cid" xmlns:w16="http://schemas.microsoft.com/office/word/2018/wordml" xmlns:w16du="http://schemas.microsoft.com/office/word/2023/wordml/word16du" xmlns:w16sdtdh="http://schemas.microsoft.com/office/word/2020/wordml/sdtdatahash" xmlns:w16sdtfl="http://schemas.microsoft.com/office/word/2024/wordml/sdtformatlock" xmlns:w16se="http://schemas.microsoft.com/office/word/2015/wordml/symex" xmlns:wpg="http://schemas.microsoft.com/office/word/2010/wordprocessingGroup" xmlns:wpi="http://schemas.microsoft.com/office/word/2010/wordprocessingInk" xmlns:wne="http://schemas.microsoft.com/office/word/2006/wordml" xmlns:wps="http://schemas.microsoft.com/office/word/2010/wordprocessingShape" mc:Ignorable="w14 w15 w16se w16cid w16 w16cex w16sdtdh w16sdtfl w16du wp14">
   <w:p>
     <w:pPr>
-      <w:pStyle w:val="Voettekst"/>
+      <w:pStyle w:val="Footer"/>
       <w:pBdr>
         <w:top w:val="single" w:sz="4" w:space="1" w:color="2E3192"/>
       </w:pBdr>
@@ -2590,7 +3574,7 @@
   </w:p>
   <w:p>
     <w:pPr>
-      <w:pStyle w:val="Voettekst"/>
+      <w:pStyle w:val="Footer"/>
       <w:rPr>
         <w:color w:val="2E3192"/>
         <w:lang w:val="nl-NL"/>
@@ -2601,7 +3585,7 @@
 </file>
 
 <file path=word/footnotes.xml><?xml version="1.0" encoding="utf-8"?>
-<w:footnotes xmlns:wpc="http://schemas.microsoft.com/office/word/2010/wordprocessingCanvas" xmlns:cx="http://schemas.microsoft.com/office/drawing/2014/chartex" xmlns:cx1="http://schemas.microsoft.com/office/drawing/2015/9/8/chartex" xmlns:cx2="http://schemas.microsoft.com/office/drawing/2015/10/21/chartex" xmlns:cx3="http://schemas.microsoft.com/office/drawing/2016/5/9/chartex" xmlns:cx4="http://schemas.microsoft.com/office/drawing/2016/5/10/chartex" xmlns:cx5="http://schemas.microsoft.com/office/drawing/2016/5/11/chartex" xmlns:cx6="http://schemas.microsoft.com/office/drawing/2016/5/12/chartex" xmlns:cx7="http://schemas.microsoft.com/office/drawing/2016/5/13/chartex" xmlns:cx8="http://schemas.microsoft.com/office/drawing/2016/5/14/chartex" xmlns:mc="http://schemas.openxmlformats.org/markup-compatibility/2006" xmlns:aink="http://schemas.microsoft.com/office/drawing/2016/ink" xmlns:am3d="http://schemas.microsoft.com/office/drawing/2017/model3d" xmlns:o="urn:schemas-microsoft-com:office:office" xmlns:oel="http://schemas.microsoft.com/office/2019/extlst" xmlns:r="http://schemas.openxmlformats.org/officeDocument/2006/relationships" xmlns:m="http://schemas.openxmlformats.org/officeDocument/2006/math" xmlns:v="urn:schemas-microsoft-com:vml" xmlns:wp14="http://schemas.microsoft.com/office/word/2010/wordprocessingDrawing" xmlns:wp="http://schemas.openxmlformats.org/drawingml/2006/wordprocessingDrawing" xmlns:w10="urn:schemas-microsoft-com:office:word" xmlns:w="http://schemas.openxmlformats.org/wordprocessingml/2006/main" xmlns:w14="http://schemas.microsoft.com/office/word/2010/wordml" xmlns:w15="http://schemas.microsoft.com/office/word/2012/wordml" xmlns:w16cex="http://schemas.microsoft.com/office/word/2018/wordml/cex" xmlns:w16cid="http://schemas.microsoft.com/office/word/2016/wordml/cid" xmlns:w16="http://schemas.microsoft.com/office/word/2018/wordml" xmlns:w16du="http://schemas.microsoft.com/office/word/2023/wordml/word16du" xmlns:w16sdtdh="http://schemas.microsoft.com/office/word/2020/wordml/sdtdatahash" xmlns:w16se="http://schemas.microsoft.com/office/word/2015/wordml/symex" xmlns:wpg="http://schemas.microsoft.com/office/word/2010/wordprocessingGroup" xmlns:wpi="http://schemas.microsoft.com/office/word/2010/wordprocessingInk" xmlns:wne="http://schemas.microsoft.com/office/word/2006/wordml" xmlns:wps="http://schemas.microsoft.com/office/word/2010/wordprocessingShape" mc:Ignorable="w14 w15 w16se w16cid w16 w16cex w16sdtdh w16du wp14">
+<w:footnotes xmlns:wpc="http://schemas.microsoft.com/office/word/2010/wordprocessingCanvas" xmlns:cx="http://schemas.microsoft.com/office/drawing/2014/chartex" xmlns:cx1="http://schemas.microsoft.com/office/drawing/2015/9/8/chartex" xmlns:cx2="http://schemas.microsoft.com/office/drawing/2015/10/21/chartex" xmlns:cx3="http://schemas.microsoft.com/office/drawing/2016/5/9/chartex" xmlns:cx4="http://schemas.microsoft.com/office/drawing/2016/5/10/chartex" xmlns:cx5="http://schemas.microsoft.com/office/drawing/2016/5/11/chartex" xmlns:cx6="http://schemas.microsoft.com/office/drawing/2016/5/12/chartex" xmlns:cx7="http://schemas.microsoft.com/office/drawing/2016/5/13/chartex" xmlns:cx8="http://schemas.microsoft.com/office/drawing/2016/5/14/chartex" xmlns:mc="http://schemas.openxmlformats.org/markup-compatibility/2006" xmlns:aink="http://schemas.microsoft.com/office/drawing/2016/ink" xmlns:am3d="http://schemas.microsoft.com/office/drawing/2017/model3d" xmlns:o="urn:schemas-microsoft-com:office:office" xmlns:oel="http://schemas.microsoft.com/office/2019/extlst" xmlns:r="http://schemas.openxmlformats.org/officeDocument/2006/relationships" xmlns:m="http://schemas.openxmlformats.org/officeDocument/2006/math" xmlns:v="urn:schemas-microsoft-com:vml" xmlns:wp14="http://schemas.microsoft.com/office/word/2010/wordprocessingDrawing" xmlns:wp="http://schemas.openxmlformats.org/drawingml/2006/wordprocessingDrawing" xmlns:w10="urn:schemas-microsoft-com:office:word" xmlns:w="http://schemas.openxmlformats.org/wordprocessingml/2006/main" xmlns:w14="http://schemas.microsoft.com/office/word/2010/wordml" xmlns:w15="http://schemas.microsoft.com/office/word/2012/wordml" xmlns:w16cex="http://schemas.microsoft.com/office/word/2018/wordml/cex" xmlns:w16cid="http://schemas.microsoft.com/office/word/2016/wordml/cid" xmlns:w16="http://schemas.microsoft.com/office/word/2018/wordml" xmlns:w16du="http://schemas.microsoft.com/office/word/2023/wordml/word16du" xmlns:w16sdtdh="http://schemas.microsoft.com/office/word/2020/wordml/sdtdatahash" xmlns:w16sdtfl="http://schemas.microsoft.com/office/word/2024/wordml/sdtformatlock" xmlns:w16se="http://schemas.microsoft.com/office/word/2015/wordml/symex" xmlns:wpg="http://schemas.microsoft.com/office/word/2010/wordprocessingGroup" xmlns:wpi="http://schemas.microsoft.com/office/word/2010/wordprocessingInk" xmlns:wne="http://schemas.microsoft.com/office/word/2006/wordml" xmlns:wps="http://schemas.microsoft.com/office/word/2010/wordprocessingShape" mc:Ignorable="w14 w15 w16se w16cid w16 w16cex w16sdtdh w16sdtfl w16du wp14">
   <w:footnote w:type="separator" w:id="-1">
     <w:p>
       <w:pPr>
@@ -2626,10 +3610,10 @@
 </file>
 
 <file path=word/header1.xml><?xml version="1.0" encoding="utf-8"?>
-<w:hdr xmlns:wpc="http://schemas.microsoft.com/office/word/2010/wordprocessingCanvas" xmlns:cx="http://schemas.microsoft.com/office/drawing/2014/chartex" xmlns:cx1="http://schemas.microsoft.com/office/drawing/2015/9/8/chartex" xmlns:cx2="http://schemas.microsoft.com/office/drawing/2015/10/21/chartex" xmlns:cx3="http://schemas.microsoft.com/office/drawing/2016/5/9/chartex" xmlns:cx4="http://schemas.microsoft.com/office/drawing/2016/5/10/chartex" xmlns:cx5="http://schemas.microsoft.com/office/drawing/2016/5/11/chartex" xmlns:cx6="http://schemas.microsoft.com/office/drawing/2016/5/12/chartex" xmlns:cx7="http://schemas.microsoft.com/office/drawing/2016/5/13/chartex" xmlns:cx8="http://schemas.microsoft.com/office/drawing/2016/5/14/chartex" xmlns:mc="http://schemas.openxmlformats.org/markup-compatibility/2006" xmlns:aink="http://schemas.microsoft.com/office/drawing/2016/ink" xmlns:am3d="http://schemas.microsoft.com/office/drawing/2017/model3d" xmlns:o="urn:schemas-microsoft-com:office:office" xmlns:oel="http://schemas.microsoft.com/office/2019/extlst" xmlns:r="http://schemas.openxmlformats.org/officeDocument/2006/relationships" xmlns:m="http://schemas.openxmlformats.org/officeDocument/2006/math" xmlns:v="urn:schemas-microsoft-com:vml" xmlns:wp14="http://schemas.microsoft.com/office/word/2010/wordprocessingDrawing" xmlns:wp="http://schemas.openxmlformats.org/drawingml/2006/wordprocessingDrawing" xmlns:w10="urn:schemas-microsoft-com:office:word" xmlns:w="http://schemas.openxmlformats.org/wordprocessingml/2006/main" xmlns:w14="http://schemas.microsoft.com/office/word/2010/wordml" xmlns:w15="http://schemas.microsoft.com/office/word/2012/wordml" xmlns:w16cex="http://schemas.microsoft.com/office/word/2018/wordml/cex" xmlns:w16cid="http://schemas.microsoft.com/office/word/2016/wordml/cid" xmlns:w16="http://schemas.microsoft.com/office/word/2018/wordml" xmlns:w16du="http://schemas.microsoft.com/office/word/2023/wordml/word16du" xmlns:w16sdtdh="http://schemas.microsoft.com/office/word/2020/wordml/sdtdatahash" xmlns:w16se="http://schemas.microsoft.com/office/word/2015/wordml/symex" xmlns:wpg="http://schemas.microsoft.com/office/word/2010/wordprocessingGroup" xmlns:wpi="http://schemas.microsoft.com/office/word/2010/wordprocessingInk" xmlns:wne="http://schemas.microsoft.com/office/word/2006/wordml" xmlns:wps="http://schemas.microsoft.com/office/word/2010/wordprocessingShape" mc:Ignorable="w14 w15 w16se w16cid w16 w16cex w16sdtdh w16du wp14">
+<w:hdr xmlns:wpc="http://schemas.microsoft.com/office/word/2010/wordprocessingCanvas" xmlns:cx="http://schemas.microsoft.com/office/drawing/2014/chartex" xmlns:cx1="http://schemas.microsoft.com/office/drawing/2015/9/8/chartex" xmlns:cx2="http://schemas.microsoft.com/office/drawing/2015/10/21/chartex" xmlns:cx3="http://schemas.microsoft.com/office/drawing/2016/5/9/chartex" xmlns:cx4="http://schemas.microsoft.com/office/drawing/2016/5/10/chartex" xmlns:cx5="http://schemas.microsoft.com/office/drawing/2016/5/11/chartex" xmlns:cx6="http://schemas.microsoft.com/office/drawing/2016/5/12/chartex" xmlns:cx7="http://schemas.microsoft.com/office/drawing/2016/5/13/chartex" xmlns:cx8="http://schemas.microsoft.com/office/drawing/2016/5/14/chartex" xmlns:mc="http://schemas.openxmlformats.org/markup-compatibility/2006" xmlns:aink="http://schemas.microsoft.com/office/drawing/2016/ink" xmlns:am3d="http://schemas.microsoft.com/office/drawing/2017/model3d" xmlns:o="urn:schemas-microsoft-com:office:office" xmlns:oel="http://schemas.microsoft.com/office/2019/extlst" xmlns:r="http://schemas.openxmlformats.org/officeDocument/2006/relationships" xmlns:m="http://schemas.openxmlformats.org/officeDocument/2006/math" xmlns:v="urn:schemas-microsoft-com:vml" xmlns:wp14="http://schemas.microsoft.com/office/word/2010/wordprocessingDrawing" xmlns:wp="http://schemas.openxmlformats.org/drawingml/2006/wordprocessingDrawing" xmlns:w10="urn:schemas-microsoft-com:office:word" xmlns:w="http://schemas.openxmlformats.org/wordprocessingml/2006/main" xmlns:w14="http://schemas.microsoft.com/office/word/2010/wordml" xmlns:w15="http://schemas.microsoft.com/office/word/2012/wordml" xmlns:w16cex="http://schemas.microsoft.com/office/word/2018/wordml/cex" xmlns:w16cid="http://schemas.microsoft.com/office/word/2016/wordml/cid" xmlns:w16="http://schemas.microsoft.com/office/word/2018/wordml" xmlns:w16du="http://schemas.microsoft.com/office/word/2023/wordml/word16du" xmlns:w16sdtdh="http://schemas.microsoft.com/office/word/2020/wordml/sdtdatahash" xmlns:w16sdtfl="http://schemas.microsoft.com/office/word/2024/wordml/sdtformatlock" xmlns:w16se="http://schemas.microsoft.com/office/word/2015/wordml/symex" xmlns:wpg="http://schemas.microsoft.com/office/word/2010/wordprocessingGroup" xmlns:wpi="http://schemas.microsoft.com/office/word/2010/wordprocessingInk" xmlns:wne="http://schemas.microsoft.com/office/word/2006/wordml" xmlns:wps="http://schemas.microsoft.com/office/word/2010/wordprocessingShape" mc:Ignorable="w14 w15 w16se w16cid w16 w16cex w16sdtdh w16sdtfl w16du wp14">
   <w:p>
     <w:pPr>
-      <w:pStyle w:val="Koptekst"/>
+      <w:pStyle w:val="Header"/>
       <w:tabs>
         <w:tab w:val="clear" w:pos="9406"/>
         <w:tab w:val="left" w:pos="8368"/>
@@ -2708,7 +3692,7 @@
 </file>
 
 <file path=word/numbering.xml><?xml version="1.0" encoding="utf-8"?>
-<w:numbering xmlns:wpc="http://schemas.microsoft.com/office/word/2010/wordprocessingCanvas" xmlns:cx="http://schemas.microsoft.com/office/drawing/2014/chartex" xmlns:cx1="http://schemas.microsoft.com/office/drawing/2015/9/8/chartex" xmlns:cx2="http://schemas.microsoft.com/office/drawing/2015/10/21/chartex" xmlns:cx3="http://schemas.microsoft.com/office/drawing/2016/5/9/chartex" xmlns:cx4="http://schemas.microsoft.com/office/drawing/2016/5/10/chartex" xmlns:cx5="http://schemas.microsoft.com/office/drawing/2016/5/11/chartex" xmlns:cx6="http://schemas.microsoft.com/office/drawing/2016/5/12/chartex" xmlns:cx7="http://schemas.microsoft.com/office/drawing/2016/5/13/chartex" xmlns:cx8="http://schemas.microsoft.com/office/drawing/2016/5/14/chartex" xmlns:mc="http://schemas.openxmlformats.org/markup-compatibility/2006" xmlns:aink="http://schemas.microsoft.com/office/drawing/2016/ink" xmlns:am3d="http://schemas.microsoft.com/office/drawing/2017/model3d" xmlns:o="urn:schemas-microsoft-com:office:office" xmlns:oel="http://schemas.microsoft.com/office/2019/extlst" xmlns:r="http://schemas.openxmlformats.org/officeDocument/2006/relationships" xmlns:m="http://schemas.openxmlformats.org/officeDocument/2006/math" xmlns:v="urn:schemas-microsoft-com:vml" xmlns:wp14="http://schemas.microsoft.com/office/word/2010/wordprocessingDrawing" xmlns:wp="http://schemas.openxmlformats.org/drawingml/2006/wordprocessingDrawing" xmlns:w10="urn:schemas-microsoft-com:office:word" xmlns:w="http://schemas.openxmlformats.org/wordprocessingml/2006/main" xmlns:w14="http://schemas.microsoft.com/office/word/2010/wordml" xmlns:w15="http://schemas.microsoft.com/office/word/2012/wordml" xmlns:w16cex="http://schemas.microsoft.com/office/word/2018/wordml/cex" xmlns:w16cid="http://schemas.microsoft.com/office/word/2016/wordml/cid" xmlns:w16="http://schemas.microsoft.com/office/word/2018/wordml" xmlns:w16du="http://schemas.microsoft.com/office/word/2023/wordml/word16du" xmlns:w16sdtdh="http://schemas.microsoft.com/office/word/2020/wordml/sdtdatahash" xmlns:w16se="http://schemas.microsoft.com/office/word/2015/wordml/symex" xmlns:wpg="http://schemas.microsoft.com/office/word/2010/wordprocessingGroup" xmlns:wpi="http://schemas.microsoft.com/office/word/2010/wordprocessingInk" xmlns:wne="http://schemas.microsoft.com/office/word/2006/wordml" xmlns:wps="http://schemas.microsoft.com/office/word/2010/wordprocessingShape" mc:Ignorable="w14 w15 w16se w16cid w16 w16cex w16sdtdh w16du wp14">
+<w:numbering xmlns:wpc="http://schemas.microsoft.com/office/word/2010/wordprocessingCanvas" xmlns:cx="http://schemas.microsoft.com/office/drawing/2014/chartex" xmlns:cx1="http://schemas.microsoft.com/office/drawing/2015/9/8/chartex" xmlns:cx2="http://schemas.microsoft.com/office/drawing/2015/10/21/chartex" xmlns:cx3="http://schemas.microsoft.com/office/drawing/2016/5/9/chartex" xmlns:cx4="http://schemas.microsoft.com/office/drawing/2016/5/10/chartex" xmlns:cx5="http://schemas.microsoft.com/office/drawing/2016/5/11/chartex" xmlns:cx6="http://schemas.microsoft.com/office/drawing/2016/5/12/chartex" xmlns:cx7="http://schemas.microsoft.com/office/drawing/2016/5/13/chartex" xmlns:cx8="http://schemas.microsoft.com/office/drawing/2016/5/14/chartex" xmlns:mc="http://schemas.openxmlformats.org/markup-compatibility/2006" xmlns:aink="http://schemas.microsoft.com/office/drawing/2016/ink" xmlns:am3d="http://schemas.microsoft.com/office/drawing/2017/model3d" xmlns:o="urn:schemas-microsoft-com:office:office" xmlns:oel="http://schemas.microsoft.com/office/2019/extlst" xmlns:r="http://schemas.openxmlformats.org/officeDocument/2006/relationships" xmlns:m="http://schemas.openxmlformats.org/officeDocument/2006/math" xmlns:v="urn:schemas-microsoft-com:vml" xmlns:wp14="http://schemas.microsoft.com/office/word/2010/wordprocessingDrawing" xmlns:wp="http://schemas.openxmlformats.org/drawingml/2006/wordprocessingDrawing" xmlns:w10="urn:schemas-microsoft-com:office:word" xmlns:w="http://schemas.openxmlformats.org/wordprocessingml/2006/main" xmlns:w14="http://schemas.microsoft.com/office/word/2010/wordml" xmlns:w15="http://schemas.microsoft.com/office/word/2012/wordml" xmlns:w16cex="http://schemas.microsoft.com/office/word/2018/wordml/cex" xmlns:w16cid="http://schemas.microsoft.com/office/word/2016/wordml/cid" xmlns:w16="http://schemas.microsoft.com/office/word/2018/wordml" xmlns:w16du="http://schemas.microsoft.com/office/word/2023/wordml/word16du" xmlns:w16sdtdh="http://schemas.microsoft.com/office/word/2020/wordml/sdtdatahash" xmlns:w16sdtfl="http://schemas.microsoft.com/office/word/2024/wordml/sdtformatlock" xmlns:w16se="http://schemas.microsoft.com/office/word/2015/wordml/symex" xmlns:wpg="http://schemas.microsoft.com/office/word/2010/wordprocessingGroup" xmlns:wpi="http://schemas.microsoft.com/office/word/2010/wordprocessingInk" xmlns:wne="http://schemas.microsoft.com/office/word/2006/wordml" xmlns:wps="http://schemas.microsoft.com/office/word/2010/wordprocessingShape" mc:Ignorable="w14 w15 w16se w16cid w16 w16cex w16sdtdh w16sdtfl w16du wp14">
   <w:numPicBullet w:numPicBulletId="0">
     <w:pict>
       <v:shapetype id="_x0000_t75" coordsize="21600,21600" o:spt="75" o:preferrelative="t" path="m@4@5l@4@11@9@11@9@5xe" filled="f" stroked="f">
@@ -2730,7 +3714,7 @@
         <v:path o:extrusionok="f" gradientshapeok="t" o:connecttype="rect"/>
         <o:lock v:ext="edit" aspectratio="t"/>
       </v:shapetype>
-      <v:shape id="_x0000_i1032" type="#_x0000_t75" alt="Klembord met kruizen en vinkjes silhouet" style="width:8.25pt;height:10.5pt;visibility:visible" o:gfxdata="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" o:bullet="t">
+      <v:shape id="_x0000_i1025" type="#_x0000_t75" alt="Klembord met kruizen en vinkjes silhouet" style="width:8.15pt;height:10.2pt;visibility:visible" o:gfxdata="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" o:bullet="t">
         <v:imagedata r:id="rId1" o:title="" cropbottom="-1243f" cropleft="-11660f" cropright="-9247f"/>
       </v:shape>
     </w:pict>
@@ -7773,7 +8757,7 @@
 </file>
 
 <file path=word/styles.xml><?xml version="1.0" encoding="utf-8"?>
-<w:styles xmlns:mc="http://schemas.openxmlformats.org/markup-compatibility/2006" xmlns:r="http://schemas.openxmlformats.org/officeDocument/2006/relationships" xmlns:w="http://schemas.openxmlformats.org/wordprocessingml/2006/main" xmlns:w14="http://schemas.microsoft.com/office/word/2010/wordml" xmlns:w15="http://schemas.microsoft.com/office/word/2012/wordml" xmlns:w16cex="http://schemas.microsoft.com/office/word/2018/wordml/cex" xmlns:w16cid="http://schemas.microsoft.com/office/word/2016/wordml/cid" xmlns:w16="http://schemas.microsoft.com/office/word/2018/wordml" xmlns:w16du="http://schemas.microsoft.com/office/word/2023/wordml/word16du" xmlns:w16sdtdh="http://schemas.microsoft.com/office/word/2020/wordml/sdtdatahash" xmlns:w16se="http://schemas.microsoft.com/office/word/2015/wordml/symex" mc:Ignorable="w14 w15 w16se w16cid w16 w16cex w16sdtdh w16du">
+<w:styles xmlns:mc="http://schemas.openxmlformats.org/markup-compatibility/2006" xmlns:r="http://schemas.openxmlformats.org/officeDocument/2006/relationships" xmlns:w="http://schemas.openxmlformats.org/wordprocessingml/2006/main" xmlns:w14="http://schemas.microsoft.com/office/word/2010/wordml" xmlns:w15="http://schemas.microsoft.com/office/word/2012/wordml" xmlns:w16cex="http://schemas.microsoft.com/office/word/2018/wordml/cex" xmlns:w16cid="http://schemas.microsoft.com/office/word/2016/wordml/cid" xmlns:w16="http://schemas.microsoft.com/office/word/2018/wordml" xmlns:w16du="http://schemas.microsoft.com/office/word/2023/wordml/word16du" xmlns:w16sdtdh="http://schemas.microsoft.com/office/word/2020/wordml/sdtdatahash" xmlns:w16sdtfl="http://schemas.microsoft.com/office/word/2024/wordml/sdtformatlock" xmlns:w16se="http://schemas.microsoft.com/office/word/2015/wordml/symex" mc:Ignorable="w14 w15 w16se w16cid w16 w16cex w16sdtdh w16sdtfl w16du">
   <w:docDefaults>
     <w:rPrDefault>
       <w:rPr>
@@ -8167,10 +9151,10 @@
     <w:lsdException w:name="Unresolved Mention" w:semiHidden="1" w:unhideWhenUsed="1"/>
     <w:lsdException w:name="Smart Link" w:semiHidden="1" w:unhideWhenUsed="1"/>
   </w:latentStyles>
-  <w:style w:type="paragraph" w:default="1" w:styleId="Standaard">
+  <w:style w:type="paragraph" w:default="1" w:styleId="Normal">
     <w:name w:val="Normal"/>
     <w:qFormat/>
-    <w:rsid w:val="00F84AC0"/>
+    <w:rsid w:val="006F64AE"/>
     <w:pPr>
       <w:spacing w:line="360" w:lineRule="auto"/>
       <w:jc w:val="both"/>
@@ -8179,11 +9163,11 @@
       <w:rFonts w:ascii="Arial" w:hAnsi="Arial"/>
     </w:rPr>
   </w:style>
-  <w:style w:type="paragraph" w:styleId="Kop1">
+  <w:style w:type="paragraph" w:styleId="Heading1">
     <w:name w:val="heading 1"/>
-    <w:basedOn w:val="Standaard"/>
-    <w:next w:val="Standaard"/>
-    <w:link w:val="Kop1Char"/>
+    <w:basedOn w:val="Normal"/>
+    <w:next w:val="Normal"/>
+    <w:link w:val="Heading1Char"/>
     <w:uiPriority w:val="9"/>
     <w:qFormat/>
     <w:rsid w:val="008352BD"/>
@@ -8201,11 +9185,11 @@
       <w:szCs w:val="32"/>
     </w:rPr>
   </w:style>
-  <w:style w:type="paragraph" w:styleId="Kop2">
+  <w:style w:type="paragraph" w:styleId="Heading2">
     <w:name w:val="heading 2"/>
-    <w:basedOn w:val="Standaard"/>
-    <w:next w:val="Standaard"/>
-    <w:link w:val="Kop2Char"/>
+    <w:basedOn w:val="Normal"/>
+    <w:next w:val="Normal"/>
+    <w:link w:val="Heading2Char"/>
     <w:uiPriority w:val="9"/>
     <w:unhideWhenUsed/>
     <w:qFormat/>
@@ -8223,11 +9207,11 @@
       <w:szCs w:val="26"/>
     </w:rPr>
   </w:style>
-  <w:style w:type="paragraph" w:styleId="Kop3">
+  <w:style w:type="paragraph" w:styleId="Heading3">
     <w:name w:val="heading 3"/>
-    <w:basedOn w:val="Standaard"/>
-    <w:next w:val="Standaard"/>
-    <w:link w:val="Kop3Char"/>
+    <w:basedOn w:val="Normal"/>
+    <w:next w:val="Normal"/>
+    <w:link w:val="Heading3Char"/>
     <w:uiPriority w:val="9"/>
     <w:unhideWhenUsed/>
     <w:qFormat/>
@@ -8244,11 +9228,11 @@
       <w:szCs w:val="24"/>
     </w:rPr>
   </w:style>
-  <w:style w:type="paragraph" w:styleId="Kop4">
+  <w:style w:type="paragraph" w:styleId="Heading4">
     <w:name w:val="heading 4"/>
-    <w:basedOn w:val="Standaard"/>
-    <w:next w:val="Standaard"/>
-    <w:link w:val="Kop4Char"/>
+    <w:basedOn w:val="Normal"/>
+    <w:next w:val="Normal"/>
+    <w:link w:val="Heading4Char"/>
     <w:uiPriority w:val="9"/>
     <w:unhideWhenUsed/>
     <w:qFormat/>
@@ -8266,13 +9250,13 @@
       <w:color w:val="2F5496" w:themeColor="accent1" w:themeShade="BF"/>
     </w:rPr>
   </w:style>
-  <w:style w:type="character" w:default="1" w:styleId="Standaardalinea-lettertype">
+  <w:style w:type="character" w:default="1" w:styleId="DefaultParagraphFont">
     <w:name w:val="Default Paragraph Font"/>
     <w:uiPriority w:val="1"/>
     <w:semiHidden/>
     <w:unhideWhenUsed/>
   </w:style>
-  <w:style w:type="table" w:default="1" w:styleId="Standaardtabel">
+  <w:style w:type="table" w:default="1" w:styleId="TableNormal">
     <w:name w:val="Normal Table"/>
     <w:uiPriority w:val="99"/>
     <w:semiHidden/>
@@ -8287,16 +9271,16 @@
       </w:tblCellMar>
     </w:tblPr>
   </w:style>
-  <w:style w:type="numbering" w:default="1" w:styleId="Geenlijst">
+  <w:style w:type="numbering" w:default="1" w:styleId="NoList">
     <w:name w:val="No List"/>
     <w:uiPriority w:val="99"/>
     <w:semiHidden/>
     <w:unhideWhenUsed/>
   </w:style>
-  <w:style w:type="paragraph" w:styleId="Koptekst">
+  <w:style w:type="paragraph" w:styleId="Header">
     <w:name w:val="header"/>
-    <w:basedOn w:val="Standaard"/>
-    <w:link w:val="KoptekstChar"/>
+    <w:basedOn w:val="Normal"/>
+    <w:link w:val="HeaderChar"/>
     <w:uiPriority w:val="99"/>
     <w:unhideWhenUsed/>
     <w:rsid w:val="001E2151"/>
@@ -8308,17 +9292,17 @@
       <w:spacing w:after="0" w:line="240" w:lineRule="auto"/>
     </w:pPr>
   </w:style>
-  <w:style w:type="character" w:customStyle="1" w:styleId="KoptekstChar">
-    <w:name w:val="Koptekst Char"/>
-    <w:basedOn w:val="Standaardalinea-lettertype"/>
-    <w:link w:val="Koptekst"/>
+  <w:style w:type="character" w:customStyle="1" w:styleId="HeaderChar">
+    <w:name w:val="Header Char"/>
+    <w:basedOn w:val="DefaultParagraphFont"/>
+    <w:link w:val="Header"/>
     <w:uiPriority w:val="99"/>
     <w:rsid w:val="001E2151"/>
   </w:style>
-  <w:style w:type="paragraph" w:styleId="Voettekst">
+  <w:style w:type="paragraph" w:styleId="Footer">
     <w:name w:val="footer"/>
-    <w:basedOn w:val="Standaard"/>
-    <w:link w:val="VoettekstChar"/>
+    <w:basedOn w:val="Normal"/>
+    <w:link w:val="FooterChar"/>
     <w:uiPriority w:val="99"/>
     <w:unhideWhenUsed/>
     <w:rsid w:val="001E2151"/>
@@ -8330,24 +9314,24 @@
       <w:spacing w:after="0" w:line="240" w:lineRule="auto"/>
     </w:pPr>
   </w:style>
-  <w:style w:type="character" w:customStyle="1" w:styleId="VoettekstChar">
-    <w:name w:val="Voettekst Char"/>
-    <w:basedOn w:val="Standaardalinea-lettertype"/>
-    <w:link w:val="Voettekst"/>
+  <w:style w:type="character" w:customStyle="1" w:styleId="FooterChar">
+    <w:name w:val="Footer Char"/>
+    <w:basedOn w:val="DefaultParagraphFont"/>
+    <w:link w:val="Footer"/>
     <w:uiPriority w:val="99"/>
     <w:rsid w:val="001E2151"/>
   </w:style>
-  <w:style w:type="character" w:styleId="Tekstvantijdelijkeaanduiding">
+  <w:style w:type="character" w:styleId="PlaceholderText">
     <w:name w:val="Placeholder Text"/>
-    <w:basedOn w:val="Standaardalinea-lettertype"/>
+    <w:basedOn w:val="DefaultParagraphFont"/>
     <w:uiPriority w:val="99"/>
     <w:semiHidden/>
     <w:rsid w:val="001E2151"/>
   </w:style>
-  <w:style w:type="character" w:customStyle="1" w:styleId="Kop1Char">
-    <w:name w:val="Kop 1 Char"/>
-    <w:basedOn w:val="Standaardalinea-lettertype"/>
-    <w:link w:val="Kop1"/>
+  <w:style w:type="character" w:customStyle="1" w:styleId="Heading1Char">
+    <w:name w:val="Heading 1 Char"/>
+    <w:basedOn w:val="DefaultParagraphFont"/>
+    <w:link w:val="Heading1"/>
     <w:uiPriority w:val="9"/>
     <w:rsid w:val="008352BD"/>
     <w:rPr>
@@ -8358,10 +9342,10 @@
       <w:szCs w:val="32"/>
     </w:rPr>
   </w:style>
-  <w:style w:type="character" w:customStyle="1" w:styleId="Kop2Char">
-    <w:name w:val="Kop 2 Char"/>
-    <w:basedOn w:val="Standaardalinea-lettertype"/>
-    <w:link w:val="Kop2"/>
+  <w:style w:type="character" w:customStyle="1" w:styleId="Heading2Char">
+    <w:name w:val="Heading 2 Char"/>
+    <w:basedOn w:val="DefaultParagraphFont"/>
+    <w:link w:val="Heading2"/>
     <w:uiPriority w:val="9"/>
     <w:rsid w:val="008352BD"/>
     <w:rPr>
@@ -8371,9 +9355,9 @@
       <w:szCs w:val="26"/>
     </w:rPr>
   </w:style>
-  <w:style w:type="paragraph" w:styleId="Lijstalinea">
+  <w:style w:type="paragraph" w:styleId="ListParagraph">
     <w:name w:val="List Paragraph"/>
-    <w:basedOn w:val="Standaard"/>
+    <w:basedOn w:val="Normal"/>
     <w:uiPriority w:val="34"/>
     <w:qFormat/>
     <w:rsid w:val="001E2151"/>
@@ -8382,10 +9366,10 @@
       <w:contextualSpacing/>
     </w:pPr>
   </w:style>
-  <w:style w:type="character" w:customStyle="1" w:styleId="Kop3Char">
-    <w:name w:val="Kop 3 Char"/>
-    <w:basedOn w:val="Standaardalinea-lettertype"/>
-    <w:link w:val="Kop3"/>
+  <w:style w:type="character" w:customStyle="1" w:styleId="Heading3Char">
+    <w:name w:val="Heading 3 Char"/>
+    <w:basedOn w:val="DefaultParagraphFont"/>
+    <w:link w:val="Heading3"/>
     <w:uiPriority w:val="9"/>
     <w:rsid w:val="008352BD"/>
     <w:rPr>
@@ -8396,7 +9380,7 @@
   </w:style>
   <w:style w:type="character" w:styleId="Hyperlink">
     <w:name w:val="Hyperlink"/>
-    <w:basedOn w:val="Standaardalinea-lettertype"/>
+    <w:basedOn w:val="DefaultParagraphFont"/>
     <w:uiPriority w:val="99"/>
     <w:unhideWhenUsed/>
     <w:rsid w:val="00C65AAC"/>
@@ -8405,9 +9389,9 @@
       <w:u w:val="single"/>
     </w:rPr>
   </w:style>
-  <w:style w:type="character" w:styleId="Onopgelostemelding">
+  <w:style w:type="character" w:styleId="UnresolvedMention">
     <w:name w:val="Unresolved Mention"/>
-    <w:basedOn w:val="Standaardalinea-lettertype"/>
+    <w:basedOn w:val="DefaultParagraphFont"/>
     <w:uiPriority w:val="99"/>
     <w:semiHidden/>
     <w:unhideWhenUsed/>
@@ -8417,9 +9401,9 @@
       <w:shd w:val="clear" w:color="auto" w:fill="E1DFDD"/>
     </w:rPr>
   </w:style>
-  <w:style w:type="character" w:styleId="GevolgdeHyperlink">
+  <w:style w:type="character" w:styleId="FollowedHyperlink">
     <w:name w:val="FollowedHyperlink"/>
-    <w:basedOn w:val="Standaardalinea-lettertype"/>
+    <w:basedOn w:val="DefaultParagraphFont"/>
     <w:uiPriority w:val="99"/>
     <w:semiHidden/>
     <w:unhideWhenUsed/>
@@ -8445,9 +9429,9 @@
       <w:szCs w:val="24"/>
     </w:rPr>
   </w:style>
-  <w:style w:type="table" w:styleId="Tabelraster">
+  <w:style w:type="table" w:styleId="TableGrid">
     <w:name w:val="Table Grid"/>
-    <w:basedOn w:val="Standaardtabel"/>
+    <w:basedOn w:val="TableNormal"/>
     <w:uiPriority w:val="39"/>
     <w:rsid w:val="00DA38B8"/>
     <w:pPr>
@@ -8464,10 +9448,10 @@
       </w:tblBorders>
     </w:tblPr>
   </w:style>
-  <w:style w:type="paragraph" w:styleId="Bijschrift">
+  <w:style w:type="paragraph" w:styleId="Caption">
     <w:name w:val="caption"/>
-    <w:basedOn w:val="Standaard"/>
-    <w:next w:val="Standaard"/>
+    <w:basedOn w:val="Normal"/>
+    <w:next w:val="Normal"/>
     <w:uiPriority w:val="35"/>
     <w:unhideWhenUsed/>
     <w:qFormat/>
@@ -8483,9 +9467,9 @@
       <w:szCs w:val="18"/>
     </w:rPr>
   </w:style>
-  <w:style w:type="character" w:styleId="Verwijzingopmerking">
+  <w:style w:type="character" w:styleId="CommentReference">
     <w:name w:val="annotation reference"/>
-    <w:basedOn w:val="Standaardalinea-lettertype"/>
+    <w:basedOn w:val="DefaultParagraphFont"/>
     <w:uiPriority w:val="99"/>
     <w:semiHidden/>
     <w:unhideWhenUsed/>
@@ -8495,10 +9479,10 @@
       <w:szCs w:val="16"/>
     </w:rPr>
   </w:style>
-  <w:style w:type="paragraph" w:styleId="Tekstopmerking">
+  <w:style w:type="paragraph" w:styleId="CommentText">
     <w:name w:val="annotation text"/>
-    <w:basedOn w:val="Standaard"/>
-    <w:link w:val="TekstopmerkingChar"/>
+    <w:basedOn w:val="Normal"/>
+    <w:link w:val="CommentTextChar"/>
     <w:uiPriority w:val="99"/>
     <w:semiHidden/>
     <w:unhideWhenUsed/>
@@ -8511,10 +9495,10 @@
       <w:szCs w:val="20"/>
     </w:rPr>
   </w:style>
-  <w:style w:type="character" w:customStyle="1" w:styleId="TekstopmerkingChar">
-    <w:name w:val="Tekst opmerking Char"/>
-    <w:basedOn w:val="Standaardalinea-lettertype"/>
-    <w:link w:val="Tekstopmerking"/>
+  <w:style w:type="character" w:customStyle="1" w:styleId="CommentTextChar">
+    <w:name w:val="Comment Text Char"/>
+    <w:basedOn w:val="DefaultParagraphFont"/>
+    <w:link w:val="CommentText"/>
     <w:uiPriority w:val="99"/>
     <w:semiHidden/>
     <w:rsid w:val="003A0A18"/>
@@ -8524,11 +9508,11 @@
       <w:szCs w:val="20"/>
     </w:rPr>
   </w:style>
-  <w:style w:type="paragraph" w:styleId="Onderwerpvanopmerking">
+  <w:style w:type="paragraph" w:styleId="CommentSubject">
     <w:name w:val="annotation subject"/>
-    <w:basedOn w:val="Tekstopmerking"/>
-    <w:next w:val="Tekstopmerking"/>
-    <w:link w:val="OnderwerpvanopmerkingChar"/>
+    <w:basedOn w:val="CommentText"/>
+    <w:next w:val="CommentText"/>
+    <w:link w:val="CommentSubjectChar"/>
     <w:uiPriority w:val="99"/>
     <w:semiHidden/>
     <w:unhideWhenUsed/>
@@ -8538,10 +9522,10 @@
       <w:bCs/>
     </w:rPr>
   </w:style>
-  <w:style w:type="character" w:customStyle="1" w:styleId="OnderwerpvanopmerkingChar">
-    <w:name w:val="Onderwerp van opmerking Char"/>
-    <w:basedOn w:val="TekstopmerkingChar"/>
-    <w:link w:val="Onderwerpvanopmerking"/>
+  <w:style w:type="character" w:customStyle="1" w:styleId="CommentSubjectChar">
+    <w:name w:val="Comment Subject Char"/>
+    <w:basedOn w:val="CommentTextChar"/>
+    <w:link w:val="CommentSubject"/>
     <w:uiPriority w:val="99"/>
     <w:semiHidden/>
     <w:rsid w:val="003A0A18"/>
@@ -8553,9 +9537,9 @@
       <w:szCs w:val="20"/>
     </w:rPr>
   </w:style>
-  <w:style w:type="table" w:styleId="Onopgemaaktetabel1">
+  <w:style w:type="table" w:styleId="PlainTable1">
     <w:name w:val="Plain Table 1"/>
-    <w:basedOn w:val="Standaardtabel"/>
+    <w:basedOn w:val="TableNormal"/>
     <w:uiPriority w:val="41"/>
     <w:rsid w:val="0088127C"/>
     <w:pPr>
@@ -8619,10 +9603,10 @@
       </w:tcPr>
     </w:tblStylePr>
   </w:style>
-  <w:style w:type="paragraph" w:styleId="Voetnoottekst">
+  <w:style w:type="paragraph" w:styleId="FootnoteText">
     <w:name w:val="footnote text"/>
-    <w:basedOn w:val="Standaard"/>
-    <w:link w:val="VoetnoottekstChar"/>
+    <w:basedOn w:val="Normal"/>
+    <w:link w:val="FootnoteTextChar"/>
     <w:uiPriority w:val="99"/>
     <w:semiHidden/>
     <w:unhideWhenUsed/>
@@ -8635,10 +9619,10 @@
       <w:szCs w:val="20"/>
     </w:rPr>
   </w:style>
-  <w:style w:type="character" w:customStyle="1" w:styleId="VoetnoottekstChar">
-    <w:name w:val="Voetnoottekst Char"/>
-    <w:basedOn w:val="Standaardalinea-lettertype"/>
-    <w:link w:val="Voetnoottekst"/>
+  <w:style w:type="character" w:customStyle="1" w:styleId="FootnoteTextChar">
+    <w:name w:val="Footnote Text Char"/>
+    <w:basedOn w:val="DefaultParagraphFont"/>
+    <w:link w:val="FootnoteText"/>
     <w:uiPriority w:val="99"/>
     <w:semiHidden/>
     <w:rsid w:val="000D0640"/>
@@ -8648,9 +9632,9 @@
       <w:szCs w:val="20"/>
     </w:rPr>
   </w:style>
-  <w:style w:type="character" w:styleId="Voetnootmarkering">
+  <w:style w:type="character" w:styleId="FootnoteReference">
     <w:name w:val="footnote reference"/>
-    <w:basedOn w:val="Standaardalinea-lettertype"/>
+    <w:basedOn w:val="DefaultParagraphFont"/>
     <w:uiPriority w:val="99"/>
     <w:semiHidden/>
     <w:unhideWhenUsed/>
@@ -8659,10 +9643,10 @@
       <w:vertAlign w:val="superscript"/>
     </w:rPr>
   </w:style>
-  <w:style w:type="character" w:customStyle="1" w:styleId="Kop4Char">
-    <w:name w:val="Kop 4 Char"/>
-    <w:basedOn w:val="Standaardalinea-lettertype"/>
-    <w:link w:val="Kop4"/>
+  <w:style w:type="character" w:customStyle="1" w:styleId="Heading4Char">
+    <w:name w:val="Heading 4 Char"/>
+    <w:basedOn w:val="DefaultParagraphFont"/>
+    <w:link w:val="Heading4"/>
     <w:uiPriority w:val="9"/>
     <w:rsid w:val="00E72EA5"/>
     <w:rPr>
@@ -8672,9 +9656,9 @@
       <w:color w:val="2F5496" w:themeColor="accent1" w:themeShade="BF"/>
     </w:rPr>
   </w:style>
-  <w:style w:type="paragraph" w:styleId="Geenafstand">
+  <w:style w:type="paragraph" w:styleId="NoSpacing">
     <w:name w:val="No Spacing"/>
-    <w:link w:val="GeenafstandChar"/>
+    <w:link w:val="NoSpacingChar"/>
     <w:uiPriority w:val="1"/>
     <w:qFormat/>
     <w:rsid w:val="003876A5"/>
@@ -8685,20 +9669,20 @@
       <w:rFonts w:eastAsiaTheme="minorEastAsia"/>
     </w:rPr>
   </w:style>
-  <w:style w:type="character" w:customStyle="1" w:styleId="GeenafstandChar">
-    <w:name w:val="Geen afstand Char"/>
-    <w:basedOn w:val="Standaardalinea-lettertype"/>
-    <w:link w:val="Geenafstand"/>
+  <w:style w:type="character" w:customStyle="1" w:styleId="NoSpacingChar">
+    <w:name w:val="No Spacing Char"/>
+    <w:basedOn w:val="DefaultParagraphFont"/>
+    <w:link w:val="NoSpacing"/>
     <w:uiPriority w:val="1"/>
     <w:rsid w:val="003876A5"/>
     <w:rPr>
       <w:rFonts w:eastAsiaTheme="minorEastAsia"/>
     </w:rPr>
   </w:style>
-  <w:style w:type="paragraph" w:styleId="Kopvaninhoudsopgave">
+  <w:style w:type="paragraph" w:styleId="TOCHeading">
     <w:name w:val="TOC Heading"/>
-    <w:basedOn w:val="Kop1"/>
-    <w:next w:val="Standaard"/>
+    <w:basedOn w:val="Heading1"/>
+    <w:next w:val="Normal"/>
     <w:uiPriority w:val="39"/>
     <w:unhideWhenUsed/>
     <w:qFormat/>
@@ -8714,10 +9698,10 @@
       <w:color w:val="2F5496" w:themeColor="accent1" w:themeShade="BF"/>
     </w:rPr>
   </w:style>
-  <w:style w:type="paragraph" w:styleId="Inhopg1">
+  <w:style w:type="paragraph" w:styleId="TOC1">
     <w:name w:val="toc 1"/>
-    <w:basedOn w:val="Standaard"/>
-    <w:next w:val="Standaard"/>
+    <w:basedOn w:val="Normal"/>
+    <w:next w:val="Normal"/>
     <w:autoRedefine/>
     <w:uiPriority w:val="39"/>
     <w:unhideWhenUsed/>
@@ -8726,10 +9710,10 @@
       <w:spacing w:after="100"/>
     </w:pPr>
   </w:style>
-  <w:style w:type="paragraph" w:styleId="Inhopg2">
+  <w:style w:type="paragraph" w:styleId="TOC2">
     <w:name w:val="toc 2"/>
-    <w:basedOn w:val="Standaard"/>
-    <w:next w:val="Standaard"/>
+    <w:basedOn w:val="Normal"/>
+    <w:next w:val="Normal"/>
     <w:autoRedefine/>
     <w:uiPriority w:val="39"/>
     <w:unhideWhenUsed/>
@@ -8739,10 +9723,10 @@
       <w:ind w:left="220"/>
     </w:pPr>
   </w:style>
-  <w:style w:type="paragraph" w:styleId="Inhopg3">
+  <w:style w:type="paragraph" w:styleId="TOC3">
     <w:name w:val="toc 3"/>
-    <w:basedOn w:val="Standaard"/>
-    <w:next w:val="Standaard"/>
+    <w:basedOn w:val="Normal"/>
+    <w:next w:val="Normal"/>
     <w:autoRedefine/>
     <w:uiPriority w:val="39"/>
     <w:unhideWhenUsed/>
@@ -8754,7 +9738,7 @@
   </w:style>
   <w:style w:type="table" w:customStyle="1" w:styleId="SPLVeldnamendonkerpaars-1ekolomentotaalrijgroen">
     <w:name w:val="SPL Veldnamen donkerpaars - 1e kolom en totaalrij groen"/>
-    <w:basedOn w:val="Standaardtabel"/>
+    <w:basedOn w:val="TableNormal"/>
     <w:uiPriority w:val="99"/>
     <w:rsid w:val="00CC428B"/>
     <w:pPr>
@@ -8828,9 +9812,9 @@
       </w:tcPr>
     </w:tblStylePr>
   </w:style>
-  <w:style w:type="table" w:styleId="Rastertabel2-Accent3">
+  <w:style w:type="table" w:styleId="GridTable2-Accent3">
     <w:name w:val="Grid Table 2 Accent 3"/>
-    <w:basedOn w:val="Standaardtabel"/>
+    <w:basedOn w:val="TableNormal"/>
     <w:uiPriority w:val="47"/>
     <w:rsid w:val="00CC428B"/>
     <w:pPr>
@@ -8903,9 +9887,9 @@
       </w:tcPr>
     </w:tblStylePr>
   </w:style>
-  <w:style w:type="table" w:styleId="Rastertabel5donker-Accent1">
+  <w:style w:type="table" w:styleId="GridTable5Dark-Accent1">
     <w:name w:val="Grid Table 5 Dark Accent 1"/>
-    <w:basedOn w:val="Standaardtabel"/>
+    <w:basedOn w:val="TableNormal"/>
     <w:uiPriority w:val="50"/>
     <w:rsid w:val="00451C91"/>
     <w:pPr>
@@ -9320,6 +10304,15 @@
 </file>
 
 <file path=customXml/item2.xml><?xml version="1.0" encoding="utf-8"?>
+<?mso-contentType ?>
+<FormTemplates xmlns="http://schemas.microsoft.com/sharepoint/v3/contenttype/forms">
+  <Display>DocumentLibraryForm</Display>
+  <Edit>DocumentLibraryForm</Edit>
+  <New>DocumentLibraryForm</New>
+</FormTemplates>
+</file>
+
+<file path=customXml/item3.xml><?xml version="1.0" encoding="utf-8"?>
 <ct:contentTypeSchema xmlns:ct="http://schemas.microsoft.com/office/2006/metadata/contentType" xmlns:ma="http://schemas.microsoft.com/office/2006/metadata/properties/metaAttributes" ct:_="" ma:_="" ma:contentTypeName="Document" ma:contentTypeID="0x01010045110510F944D74C8AB12B02C57963F4" ma:contentTypeVersion="15" ma:contentTypeDescription="Een nieuw document maken." ma:contentTypeScope="" ma:versionID="9a8ad70ae4ea0833cf089ae31e2659c9">
   <xsd:schema xmlns:xsd="http://www.w3.org/2001/XMLSchema" xmlns:xs="http://www.w3.org/2001/XMLSchema" xmlns:p="http://schemas.microsoft.com/office/2006/metadata/properties" xmlns:ns2="6f1c2e7a-b0ac-44da-8861-30da91caba35" xmlns:ns3="7619f542-c34d-4823-873b-6c71598b0237" targetNamespace="http://schemas.microsoft.com/office/2006/metadata/properties" ma:root="true" ma:fieldsID="3e4b46365a1a519bf696c218cfc7339d" ns2:_="" ns3:_="">
     <xsd:import namespace="6f1c2e7a-b0ac-44da-8861-30da91caba35"/>
@@ -9554,16 +10547,11 @@
 </ct:contentTypeSchema>
 </file>
 
-<file path=customXml/item3.xml><?xml version="1.0" encoding="utf-8"?>
-<?mso-contentType ?>
-<FormTemplates xmlns="http://schemas.microsoft.com/sharepoint/v3/contenttype/forms">
-  <Display>DocumentLibraryForm</Display>
-  <Edit>DocumentLibraryForm</Edit>
-  <New>DocumentLibraryForm</New>
-</FormTemplates>
+<file path=customXml/item4.xml><?xml version="1.0" encoding="utf-8"?>
+<b:Sources xmlns:b="http://schemas.openxmlformats.org/officeDocument/2006/bibliography" xmlns="http://schemas.openxmlformats.org/officeDocument/2006/bibliography" SelectedStyle="\APASixthEditionOfficeOnline.xsl" StyleName="APA" Version="6"/>
 </file>
 
-<file path=customXml/item4.xml><?xml version="1.0" encoding="utf-8"?>
+<file path=customXml/item5.xml><?xml version="1.0" encoding="utf-8"?>
 <p:properties xmlns:p="http://schemas.microsoft.com/office/2006/metadata/properties" xmlns:xsi="http://www.w3.org/2001/XMLSchema-instance" xmlns:pc="http://schemas.microsoft.com/office/infopath/2007/PartnerControls">
   <documentManagement>
     <TaxCatchAll xmlns="7619f542-c34d-4823-873b-6c71598b0237" xsi:nil="true"/>
@@ -9572,10 +10560,6 @@
     </lcf76f155ced4ddcb4097134ff3c332f>
   </documentManagement>
 </p:properties>
-</file>
-
-<file path=customXml/item5.xml><?xml version="1.0" encoding="utf-8"?>
-<b:Sources xmlns:b="http://schemas.openxmlformats.org/officeDocument/2006/bibliography" xmlns="http://schemas.openxmlformats.org/officeDocument/2006/bibliography" SelectedStyle="\APASixthEditionOfficeOnline.xsl" StyleName="APA" Version="6"/>
 </file>
 
 <file path=customXml/itemProps1.xml><?xml version="1.0" encoding="utf-8"?>
@@ -9587,6 +10571,14 @@
 </file>
 
 <file path=customXml/itemProps2.xml><?xml version="1.0" encoding="utf-8"?>
+<ds:datastoreItem xmlns:ds="http://schemas.openxmlformats.org/officeDocument/2006/customXml" ds:itemID="{DDC567A7-37A0-4D4A-94EC-51C5DF0DBE68}">
+  <ds:schemaRefs>
+    <ds:schemaRef ds:uri="http://schemas.microsoft.com/sharepoint/v3/contenttype/forms"/>
+  </ds:schemaRefs>
+</ds:datastoreItem>
+</file>
+
+<file path=customXml/itemProps3.xml><?xml version="1.0" encoding="utf-8"?>
 <ds:datastoreItem xmlns:ds="http://schemas.openxmlformats.org/officeDocument/2006/customXml" ds:itemID="{924F868E-1BA4-41CE-8195-8B6BEC4962AC}">
   <ds:schemaRefs>
     <ds:schemaRef ds:uri="http://schemas.microsoft.com/office/2006/metadata/contentType"/>
@@ -9605,15 +10597,15 @@
 </ds:datastoreItem>
 </file>
 
-<file path=customXml/itemProps3.xml><?xml version="1.0" encoding="utf-8"?>
-<ds:datastoreItem xmlns:ds="http://schemas.openxmlformats.org/officeDocument/2006/customXml" ds:itemID="{DDC567A7-37A0-4D4A-94EC-51C5DF0DBE68}">
+<file path=customXml/itemProps4.xml><?xml version="1.0" encoding="utf-8"?>
+<ds:datastoreItem xmlns:ds="http://schemas.openxmlformats.org/officeDocument/2006/customXml" ds:itemID="{D9AD44AF-516E-4187-8F7B-A2AB96A36D61}">
   <ds:schemaRefs>
-    <ds:schemaRef ds:uri="http://schemas.microsoft.com/sharepoint/v3/contenttype/forms"/>
+    <ds:schemaRef ds:uri="http://schemas.openxmlformats.org/officeDocument/2006/bibliography"/>
   </ds:schemaRefs>
 </ds:datastoreItem>
 </file>
 
-<file path=customXml/itemProps4.xml><?xml version="1.0" encoding="utf-8"?>
+<file path=customXml/itemProps5.xml><?xml version="1.0" encoding="utf-8"?>
 <ds:datastoreItem xmlns:ds="http://schemas.openxmlformats.org/officeDocument/2006/customXml" ds:itemID="{FDFB64F1-8BB8-4EB9-B734-C7A22FFBBA77}">
   <ds:schemaRefs>
     <ds:schemaRef ds:uri="http://schemas.microsoft.com/office/2006/metadata/properties"/>
@@ -9622,12 +10614,4 @@
     <ds:schemaRef ds:uri="6f1c2e7a-b0ac-44da-8861-30da91caba35"/>
   </ds:schemaRefs>
 </ds:datastoreItem>
-</file>
-
-<file path=customXml/itemProps5.xml><?xml version="1.0" encoding="utf-8"?>
-<ds:datastoreItem xmlns:ds="http://schemas.openxmlformats.org/officeDocument/2006/customXml" ds:itemID="{D9AD44AF-516E-4187-8F7B-A2AB96A36D61}">
-  <ds:schemaRefs>
-    <ds:schemaRef ds:uri="http://schemas.openxmlformats.org/officeDocument/2006/bibliography"/>
-  </ds:schemaRefs>
-</ds:datastoreItem>
 </file>